--- a/MAGA/dessert/Moreva/ВКР/Moreva_individual_assignment.docx
+++ b/MAGA/dessert/Moreva/ВКР/Moreva_individual_assignment.docx
@@ -4,1273 +4,33 @@
   <w:body>
     <w:p>
       <w:pPr>
-        <w:widowControl w:val="0"/>
-        <w:autoSpaceDE w:val="0"/>
-        <w:autoSpaceDN w:val="0"/>
-        <w:adjustRightInd w:val="0"/>
-        <w:ind w:firstLine="0"/>
-        <w:jc w:val="center"/>
-        <w:rPr>
-          <w:sz w:val="24"/>
-          <w:szCs w:val="24"/>
-          <w:lang w:val="ru-RU" w:eastAsia="ru-RU"/>
-        </w:rPr>
-      </w:pPr>
-      <w:r>
-        <w:rPr>
-          <w:sz w:val="24"/>
-          <w:szCs w:val="24"/>
-          <w:lang w:val="ru-RU" w:eastAsia="ru-RU"/>
-        </w:rPr>
-        <w:t>ГУАП</w:t>
-      </w:r>
-    </w:p>
-    <w:p>
-      <w:pPr>
-        <w:widowControl w:val="0"/>
-        <w:autoSpaceDE w:val="0"/>
-        <w:autoSpaceDN w:val="0"/>
-        <w:adjustRightInd w:val="0"/>
-        <w:spacing w:before="480" w:line="240" w:lineRule="auto"/>
-        <w:ind w:firstLine="0"/>
-        <w:jc w:val="center"/>
-        <w:rPr>
-          <w:sz w:val="24"/>
-          <w:szCs w:val="24"/>
-          <w:lang w:val="ru-RU" w:eastAsia="ru-RU"/>
-        </w:rPr>
-      </w:pPr>
-      <w:r>
-        <w:rPr>
-          <w:sz w:val="24"/>
-          <w:szCs w:val="24"/>
-          <w:lang w:val="ru-RU" w:eastAsia="ru-RU"/>
-        </w:rPr>
-        <w:t>КАФЕДРА № 31</w:t>
-      </w:r>
-    </w:p>
-    <w:p>
-      <w:pPr>
-        <w:widowControl w:val="0"/>
-        <w:autoSpaceDE w:val="0"/>
-        <w:autoSpaceDN w:val="0"/>
-        <w:adjustRightInd w:val="0"/>
-        <w:spacing w:before="1200" w:line="240" w:lineRule="auto"/>
-        <w:ind w:firstLine="0"/>
-        <w:rPr>
-          <w:sz w:val="24"/>
-          <w:szCs w:val="24"/>
-          <w:lang w:val="ru-RU" w:eastAsia="ru-RU"/>
-        </w:rPr>
-      </w:pPr>
-      <w:r>
-        <w:rPr>
-          <w:sz w:val="24"/>
-          <w:szCs w:val="24"/>
-          <w:lang w:val="ru-RU" w:eastAsia="ru-RU"/>
-        </w:rPr>
-        <w:t xml:space="preserve">ОТЧЕТ </w:t>
-      </w:r>
-      <w:r>
-        <w:rPr>
-          <w:sz w:val="24"/>
-          <w:szCs w:val="24"/>
-          <w:lang w:val="ru-RU" w:eastAsia="ru-RU"/>
-        </w:rPr>
-        <w:br/>
-        <w:t>ЗАЩИЩЕН С ОЦЕНКОЙ</w:t>
-      </w:r>
-    </w:p>
-    <w:p>
-      <w:pPr>
-        <w:widowControl w:val="0"/>
-        <w:autoSpaceDE w:val="0"/>
-        <w:autoSpaceDN w:val="0"/>
-        <w:adjustRightInd w:val="0"/>
-        <w:spacing w:before="120"/>
-        <w:ind w:firstLine="0"/>
-        <w:rPr>
-          <w:sz w:val="24"/>
-          <w:szCs w:val="24"/>
-          <w:lang w:val="ru-RU" w:eastAsia="ru-RU"/>
-        </w:rPr>
-      </w:pPr>
-      <w:r>
-        <w:rPr>
-          <w:sz w:val="24"/>
-          <w:szCs w:val="24"/>
-          <w:lang w:val="ru-RU" w:eastAsia="ru-RU"/>
-        </w:rPr>
-        <w:t>ПРЕПОДАВАТЕЛЬ</w:t>
-      </w:r>
-    </w:p>
-    <w:tbl>
-      <w:tblPr>
-        <w:tblW w:w="9639" w:type="dxa"/>
-        <w:tblInd w:w="108" w:type="dxa"/>
-        <w:tblBorders>
-          <w:top w:val="single" w:sz="4" w:space="0" w:color="auto"/>
-          <w:left w:val="single" w:sz="4" w:space="0" w:color="auto"/>
-          <w:bottom w:val="single" w:sz="4" w:space="0" w:color="auto"/>
-          <w:right w:val="single" w:sz="4" w:space="0" w:color="auto"/>
-          <w:insideH w:val="single" w:sz="4" w:space="0" w:color="auto"/>
-          <w:insideV w:val="single" w:sz="4" w:space="0" w:color="auto"/>
-        </w:tblBorders>
-        <w:tblLook w:val="0000" w:firstRow="0" w:lastRow="0" w:firstColumn="0" w:lastColumn="0" w:noHBand="0" w:noVBand="0"/>
-      </w:tblPr>
-      <w:tblGrid>
-        <w:gridCol w:w="3243"/>
-        <w:gridCol w:w="284"/>
-        <w:gridCol w:w="2821"/>
-        <w:gridCol w:w="277"/>
-        <w:gridCol w:w="3014"/>
-      </w:tblGrid>
-      <w:tr>
-        <w:tc>
-          <w:tcPr>
-            <w:tcW w:w="3260" w:type="dxa"/>
-            <w:tcBorders>
-              <w:top w:val="nil"/>
-              <w:left w:val="nil"/>
-              <w:right w:val="nil"/>
-            </w:tcBorders>
-            <w:vAlign w:val="center"/>
-          </w:tcPr>
-          <w:p>
-            <w:pPr>
-              <w:widowControl w:val="0"/>
-              <w:autoSpaceDE w:val="0"/>
-              <w:autoSpaceDN w:val="0"/>
-              <w:adjustRightInd w:val="0"/>
-              <w:spacing w:line="240" w:lineRule="auto"/>
-              <w:ind w:firstLine="0"/>
-              <w:jc w:val="center"/>
-              <w:rPr>
-                <w:sz w:val="24"/>
-                <w:szCs w:val="24"/>
-                <w:lang w:val="ru-RU" w:eastAsia="ru-RU"/>
-              </w:rPr>
-            </w:pPr>
-            <w:r>
-              <w:rPr>
-                <w:sz w:val="24"/>
-                <w:szCs w:val="24"/>
-                <w:lang w:val="ru-RU" w:eastAsia="ru-RU"/>
-              </w:rPr>
-              <w:t>к. т. н.</w:t>
-            </w:r>
-          </w:p>
-        </w:tc>
-        <w:tc>
-          <w:tcPr>
-            <w:tcW w:w="284" w:type="dxa"/>
-            <w:tcBorders>
-              <w:top w:val="nil"/>
-              <w:left w:val="nil"/>
-              <w:bottom w:val="nil"/>
-              <w:right w:val="nil"/>
-            </w:tcBorders>
-            <w:vAlign w:val="center"/>
-          </w:tcPr>
-          <w:p>
-            <w:pPr>
-              <w:widowControl w:val="0"/>
-              <w:autoSpaceDE w:val="0"/>
-              <w:autoSpaceDN w:val="0"/>
-              <w:adjustRightInd w:val="0"/>
-              <w:spacing w:before="120" w:line="240" w:lineRule="auto"/>
-              <w:ind w:firstLine="0"/>
-              <w:jc w:val="center"/>
-              <w:rPr>
-                <w:sz w:val="24"/>
-                <w:szCs w:val="24"/>
-                <w:lang w:val="ru-RU" w:eastAsia="ru-RU"/>
-              </w:rPr>
-            </w:pPr>
-          </w:p>
-        </w:tc>
-        <w:tc>
-          <w:tcPr>
-            <w:tcW w:w="2835" w:type="dxa"/>
-            <w:tcBorders>
-              <w:top w:val="nil"/>
-              <w:left w:val="nil"/>
-              <w:right w:val="nil"/>
-            </w:tcBorders>
-            <w:vAlign w:val="center"/>
-          </w:tcPr>
-          <w:p>
-            <w:pPr>
-              <w:widowControl w:val="0"/>
-              <w:autoSpaceDE w:val="0"/>
-              <w:autoSpaceDN w:val="0"/>
-              <w:adjustRightInd w:val="0"/>
-              <w:spacing w:before="120" w:line="240" w:lineRule="auto"/>
-              <w:ind w:firstLine="0"/>
-              <w:jc w:val="center"/>
-              <w:rPr>
-                <w:sz w:val="24"/>
-                <w:szCs w:val="24"/>
-                <w:lang w:val="ru-RU" w:eastAsia="ru-RU"/>
-              </w:rPr>
-            </w:pPr>
-          </w:p>
-        </w:tc>
-        <w:tc>
-          <w:tcPr>
-            <w:tcW w:w="277" w:type="dxa"/>
-            <w:tcBorders>
-              <w:top w:val="nil"/>
-              <w:left w:val="nil"/>
-              <w:bottom w:val="nil"/>
-              <w:right w:val="nil"/>
-            </w:tcBorders>
-            <w:vAlign w:val="center"/>
-          </w:tcPr>
-          <w:p>
-            <w:pPr>
-              <w:widowControl w:val="0"/>
-              <w:autoSpaceDE w:val="0"/>
-              <w:autoSpaceDN w:val="0"/>
-              <w:adjustRightInd w:val="0"/>
-              <w:spacing w:before="120" w:line="240" w:lineRule="auto"/>
-              <w:ind w:firstLine="0"/>
-              <w:jc w:val="center"/>
-              <w:rPr>
-                <w:sz w:val="24"/>
-                <w:szCs w:val="24"/>
-                <w:lang w:val="ru-RU" w:eastAsia="ru-RU"/>
-              </w:rPr>
-            </w:pPr>
-          </w:p>
-        </w:tc>
-        <w:tc>
-          <w:tcPr>
-            <w:tcW w:w="3028" w:type="dxa"/>
-            <w:tcBorders>
-              <w:top w:val="nil"/>
-              <w:left w:val="nil"/>
-              <w:right w:val="nil"/>
-            </w:tcBorders>
-            <w:vAlign w:val="center"/>
-          </w:tcPr>
-          <w:p>
-            <w:pPr>
-              <w:widowControl w:val="0"/>
-              <w:autoSpaceDE w:val="0"/>
-              <w:autoSpaceDN w:val="0"/>
-              <w:adjustRightInd w:val="0"/>
-              <w:spacing w:before="120" w:line="240" w:lineRule="auto"/>
-              <w:ind w:firstLine="0"/>
-              <w:jc w:val="center"/>
-              <w:rPr>
-                <w:sz w:val="24"/>
-                <w:szCs w:val="24"/>
-                <w:lang w:val="ru-RU" w:eastAsia="ru-RU"/>
-              </w:rPr>
-            </w:pPr>
-            <w:r>
-              <w:rPr>
-                <w:sz w:val="24"/>
-                <w:szCs w:val="24"/>
-                <w:lang w:val="ru-RU" w:eastAsia="ru-RU"/>
-              </w:rPr>
-              <w:t>С. Л. Морева</w:t>
-            </w:r>
-          </w:p>
-        </w:tc>
-      </w:tr>
-      <w:tr>
-        <w:tblPrEx>
-          <w:tblBorders>
-            <w:top w:val="none" w:sz="0" w:space="0" w:color="auto"/>
-            <w:left w:val="none" w:sz="0" w:space="0" w:color="auto"/>
-            <w:bottom w:val="none" w:sz="0" w:space="0" w:color="auto"/>
-            <w:right w:val="none" w:sz="0" w:space="0" w:color="auto"/>
-            <w:insideH w:val="none" w:sz="0" w:space="0" w:color="auto"/>
-            <w:insideV w:val="none" w:sz="0" w:space="0" w:color="auto"/>
-          </w:tblBorders>
-        </w:tblPrEx>
-        <w:tc>
-          <w:tcPr>
-            <w:tcW w:w="3260" w:type="dxa"/>
-            <w:tcBorders>
-              <w:top w:val="nil"/>
-              <w:left w:val="nil"/>
-              <w:bottom w:val="nil"/>
-              <w:right w:val="nil"/>
-            </w:tcBorders>
-            <w:vAlign w:val="center"/>
-          </w:tcPr>
-          <w:p>
-            <w:pPr>
-              <w:widowControl w:val="0"/>
-              <w:autoSpaceDE w:val="0"/>
-              <w:autoSpaceDN w:val="0"/>
-              <w:adjustRightInd w:val="0"/>
-              <w:spacing w:line="180" w:lineRule="exact"/>
-              <w:ind w:firstLine="0"/>
-              <w:jc w:val="center"/>
-              <w:rPr>
-                <w:sz w:val="20"/>
-                <w:szCs w:val="20"/>
-                <w:lang w:val="ru-RU" w:eastAsia="ru-RU"/>
-              </w:rPr>
-            </w:pPr>
-            <w:r>
-              <w:rPr>
-                <w:sz w:val="20"/>
-                <w:szCs w:val="20"/>
-                <w:lang w:val="ru-RU" w:eastAsia="ru-RU"/>
-              </w:rPr>
-              <w:t>должность, уч. степень, звание</w:t>
-            </w:r>
-          </w:p>
-        </w:tc>
-        <w:tc>
-          <w:tcPr>
-            <w:tcW w:w="284" w:type="dxa"/>
-            <w:tcBorders>
-              <w:top w:val="nil"/>
-              <w:left w:val="nil"/>
-              <w:bottom w:val="nil"/>
-              <w:right w:val="nil"/>
-            </w:tcBorders>
-            <w:vAlign w:val="center"/>
-          </w:tcPr>
-          <w:p>
-            <w:pPr>
-              <w:widowControl w:val="0"/>
-              <w:autoSpaceDE w:val="0"/>
-              <w:autoSpaceDN w:val="0"/>
-              <w:adjustRightInd w:val="0"/>
-              <w:spacing w:line="180" w:lineRule="exact"/>
-              <w:ind w:firstLine="0"/>
-              <w:rPr>
-                <w:sz w:val="24"/>
-                <w:szCs w:val="24"/>
-                <w:lang w:val="ru-RU" w:eastAsia="ru-RU"/>
-              </w:rPr>
-            </w:pPr>
-          </w:p>
-        </w:tc>
-        <w:tc>
-          <w:tcPr>
-            <w:tcW w:w="2835" w:type="dxa"/>
-            <w:tcBorders>
-              <w:top w:val="nil"/>
-              <w:left w:val="nil"/>
-              <w:bottom w:val="nil"/>
-              <w:right w:val="nil"/>
-            </w:tcBorders>
-            <w:vAlign w:val="center"/>
-          </w:tcPr>
-          <w:p>
-            <w:pPr>
-              <w:widowControl w:val="0"/>
-              <w:autoSpaceDE w:val="0"/>
-              <w:autoSpaceDN w:val="0"/>
-              <w:adjustRightInd w:val="0"/>
-              <w:spacing w:line="180" w:lineRule="exact"/>
-              <w:ind w:firstLine="0"/>
-              <w:jc w:val="center"/>
-              <w:rPr>
-                <w:sz w:val="20"/>
-                <w:szCs w:val="20"/>
-                <w:lang w:val="ru-RU" w:eastAsia="ru-RU"/>
-              </w:rPr>
-            </w:pPr>
-            <w:r>
-              <w:rPr>
-                <w:sz w:val="20"/>
-                <w:szCs w:val="20"/>
-                <w:lang w:val="ru-RU" w:eastAsia="ru-RU"/>
-              </w:rPr>
-              <w:t>подпись, дата</w:t>
-            </w:r>
-          </w:p>
-        </w:tc>
-        <w:tc>
-          <w:tcPr>
-            <w:tcW w:w="272" w:type="dxa"/>
-            <w:tcBorders>
-              <w:top w:val="nil"/>
-              <w:left w:val="nil"/>
-              <w:bottom w:val="nil"/>
-              <w:right w:val="nil"/>
-            </w:tcBorders>
-            <w:vAlign w:val="center"/>
-          </w:tcPr>
-          <w:p>
-            <w:pPr>
-              <w:widowControl w:val="0"/>
-              <w:autoSpaceDE w:val="0"/>
-              <w:autoSpaceDN w:val="0"/>
-              <w:adjustRightInd w:val="0"/>
-              <w:spacing w:line="180" w:lineRule="exact"/>
-              <w:ind w:firstLine="0"/>
-              <w:rPr>
-                <w:sz w:val="24"/>
-                <w:szCs w:val="24"/>
-                <w:lang w:val="ru-RU" w:eastAsia="ru-RU"/>
-              </w:rPr>
-            </w:pPr>
-          </w:p>
-        </w:tc>
-        <w:tc>
-          <w:tcPr>
-            <w:tcW w:w="3028" w:type="dxa"/>
-            <w:tcBorders>
-              <w:top w:val="nil"/>
-              <w:left w:val="nil"/>
-              <w:bottom w:val="nil"/>
-              <w:right w:val="nil"/>
-            </w:tcBorders>
-            <w:vAlign w:val="center"/>
-          </w:tcPr>
-          <w:p>
-            <w:pPr>
-              <w:widowControl w:val="0"/>
-              <w:autoSpaceDE w:val="0"/>
-              <w:autoSpaceDN w:val="0"/>
-              <w:adjustRightInd w:val="0"/>
-              <w:spacing w:line="180" w:lineRule="exact"/>
-              <w:ind w:firstLine="0"/>
-              <w:jc w:val="center"/>
-              <w:rPr>
-                <w:sz w:val="20"/>
-                <w:szCs w:val="20"/>
-                <w:lang w:val="ru-RU" w:eastAsia="ru-RU"/>
-              </w:rPr>
-            </w:pPr>
-            <w:r>
-              <w:rPr>
-                <w:sz w:val="20"/>
-                <w:szCs w:val="20"/>
-                <w:lang w:val="ru-RU" w:eastAsia="ru-RU"/>
-              </w:rPr>
-              <w:t>инициалы, фамилия</w:t>
-            </w:r>
-          </w:p>
-        </w:tc>
-      </w:tr>
-    </w:tbl>
-    <w:p>
-      <w:pPr>
-        <w:widowControl w:val="0"/>
-        <w:autoSpaceDE w:val="0"/>
-        <w:autoSpaceDN w:val="0"/>
-        <w:adjustRightInd w:val="0"/>
-        <w:spacing w:line="240" w:lineRule="auto"/>
-        <w:ind w:firstLine="0"/>
-        <w:jc w:val="center"/>
-        <w:rPr>
-          <w:szCs w:val="28"/>
-          <w:lang w:val="ru-RU" w:eastAsia="ru-RU"/>
-        </w:rPr>
-      </w:pPr>
-    </w:p>
-    <w:tbl>
-      <w:tblPr>
-        <w:tblW w:w="9639" w:type="dxa"/>
-        <w:tblInd w:w="108" w:type="dxa"/>
-        <w:tblLook w:val="0000" w:firstRow="0" w:lastRow="0" w:firstColumn="0" w:lastColumn="0" w:noHBand="0" w:noVBand="0"/>
-      </w:tblPr>
-      <w:tblGrid>
-        <w:gridCol w:w="9639"/>
-      </w:tblGrid>
-      <w:tr>
-        <w:tc>
-          <w:tcPr>
-            <w:tcW w:w="9465" w:type="dxa"/>
-            <w:tcBorders>
-              <w:top w:val="nil"/>
-              <w:left w:val="nil"/>
-              <w:bottom w:val="nil"/>
-              <w:right w:val="nil"/>
-            </w:tcBorders>
-          </w:tcPr>
-          <w:p>
-            <w:pPr>
-              <w:widowControl w:val="0"/>
-              <w:autoSpaceDE w:val="0"/>
-              <w:autoSpaceDN w:val="0"/>
-              <w:adjustRightInd w:val="0"/>
-              <w:spacing w:before="960" w:line="240" w:lineRule="auto"/>
-              <w:ind w:firstLine="0"/>
-              <w:jc w:val="center"/>
-              <w:rPr>
-                <w:szCs w:val="28"/>
-                <w:lang w:val="ru-RU" w:eastAsia="ru-RU"/>
-              </w:rPr>
-            </w:pPr>
-            <w:r>
-              <w:rPr>
-                <w:szCs w:val="28"/>
-                <w:lang w:val="ru-RU" w:eastAsia="ru-RU"/>
-              </w:rPr>
-              <w:t xml:space="preserve">ОТЧЕТ </w:t>
-            </w:r>
-            <w:r>
-              <w:rPr>
-                <w:szCs w:val="28"/>
-                <w:lang w:val="ru-RU" w:eastAsia="ru-RU"/>
-              </w:rPr>
-              <w:t>ПО ИНДИВИДУАЛЬНОМУ ЗАДАНИЮ</w:t>
-            </w:r>
-          </w:p>
-        </w:tc>
-      </w:tr>
-      <w:tr>
-        <w:tc>
-          <w:tcPr>
-            <w:tcW w:w="9465" w:type="dxa"/>
-            <w:tcBorders>
-              <w:top w:val="nil"/>
-              <w:left w:val="nil"/>
-              <w:bottom w:val="nil"/>
-              <w:right w:val="nil"/>
-            </w:tcBorders>
-          </w:tcPr>
-          <w:p>
-            <w:pPr>
-              <w:keepNext/>
-              <w:widowControl w:val="0"/>
-              <w:autoSpaceDE w:val="0"/>
-              <w:autoSpaceDN w:val="0"/>
-              <w:adjustRightInd w:val="0"/>
-              <w:spacing w:before="720" w:after="720" w:line="240" w:lineRule="auto"/>
-              <w:ind w:firstLine="0"/>
-              <w:jc w:val="center"/>
-              <w:outlineLvl w:val="0"/>
-              <w:rPr>
-                <w:szCs w:val="28"/>
-                <w:lang w:val="ru-RU" w:eastAsia="ru-RU"/>
-              </w:rPr>
-            </w:pPr>
-            <w:r>
-              <w:rPr>
-                <w:szCs w:val="28"/>
-                <w:lang w:val="ru-RU" w:eastAsia="ru-RU"/>
-              </w:rPr>
-              <w:t>ИССЛЕДОВАНИЕ ПО ТЕМЕ ВКР</w:t>
-            </w:r>
-          </w:p>
-        </w:tc>
-      </w:tr>
-      <w:tr>
-        <w:tc>
-          <w:tcPr>
-            <w:tcW w:w="9465" w:type="dxa"/>
-            <w:tcBorders>
-              <w:top w:val="nil"/>
-              <w:left w:val="nil"/>
-              <w:bottom w:val="nil"/>
-              <w:right w:val="nil"/>
-            </w:tcBorders>
-          </w:tcPr>
-          <w:p>
-            <w:pPr>
-              <w:keepNext/>
-              <w:widowControl w:val="0"/>
-              <w:autoSpaceDE w:val="0"/>
-              <w:autoSpaceDN w:val="0"/>
-              <w:adjustRightInd w:val="0"/>
-              <w:spacing w:before="120" w:line="240" w:lineRule="auto"/>
-              <w:ind w:firstLine="0"/>
-              <w:jc w:val="center"/>
-              <w:outlineLvl w:val="2"/>
-              <w:rPr>
-                <w:sz w:val="24"/>
-                <w:szCs w:val="24"/>
-                <w:lang w:val="ru-RU" w:eastAsia="ru-RU"/>
-              </w:rPr>
-            </w:pPr>
-            <w:r>
-              <w:rPr>
-                <w:sz w:val="24"/>
-                <w:szCs w:val="24"/>
-                <w:lang w:val="ru-RU" w:eastAsia="ru-RU"/>
-              </w:rPr>
-              <w:t xml:space="preserve">по </w:t>
-            </w:r>
-            <w:r>
-              <w:rPr>
-                <w:sz w:val="24"/>
-                <w:szCs w:val="24"/>
-                <w:lang w:val="ru-RU" w:eastAsia="ru-RU"/>
-              </w:rPr>
-              <w:t xml:space="preserve">курсу: </w:t>
-            </w:r>
-            <w:r>
-              <w:rPr>
-                <w:sz w:val="24"/>
-                <w:szCs w:val="24"/>
-                <w:lang w:val="ru-RU" w:eastAsia="ru-RU"/>
-              </w:rPr>
-              <w:t>НАУЧНО-ИССЛЕДОВАТЕЛЬСКАЯ РАБОТА</w:t>
-            </w:r>
-          </w:p>
-        </w:tc>
-      </w:tr>
-      <w:tr>
-        <w:tc>
-          <w:tcPr>
-            <w:tcW w:w="9465" w:type="dxa"/>
-            <w:tcBorders>
-              <w:top w:val="nil"/>
-              <w:left w:val="nil"/>
-              <w:bottom w:val="nil"/>
-              <w:right w:val="nil"/>
-            </w:tcBorders>
-          </w:tcPr>
-          <w:p>
-            <w:pPr>
-              <w:keepNext/>
-              <w:widowControl w:val="0"/>
-              <w:autoSpaceDE w:val="0"/>
-              <w:autoSpaceDN w:val="0"/>
-              <w:adjustRightInd w:val="0"/>
-              <w:spacing w:before="240" w:line="240" w:lineRule="auto"/>
-              <w:ind w:firstLine="0"/>
-              <w:jc w:val="center"/>
-              <w:outlineLvl w:val="2"/>
-              <w:rPr>
-                <w:szCs w:val="28"/>
-                <w:lang w:val="ru-RU" w:eastAsia="ru-RU"/>
-              </w:rPr>
-            </w:pPr>
-          </w:p>
-        </w:tc>
-      </w:tr>
-      <w:tr>
-        <w:tc>
-          <w:tcPr>
-            <w:tcW w:w="9465" w:type="dxa"/>
-            <w:tcBorders>
-              <w:top w:val="nil"/>
-              <w:left w:val="nil"/>
-              <w:bottom w:val="nil"/>
-              <w:right w:val="nil"/>
-            </w:tcBorders>
-          </w:tcPr>
-          <w:p>
-            <w:pPr>
-              <w:widowControl w:val="0"/>
-              <w:autoSpaceDE w:val="0"/>
-              <w:autoSpaceDN w:val="0"/>
-              <w:adjustRightInd w:val="0"/>
-              <w:spacing w:line="240" w:lineRule="auto"/>
-              <w:ind w:firstLine="0"/>
-              <w:jc w:val="center"/>
-              <w:rPr>
-                <w:sz w:val="24"/>
-                <w:szCs w:val="24"/>
-                <w:lang w:val="ru-RU" w:eastAsia="ru-RU"/>
-              </w:rPr>
-            </w:pPr>
-          </w:p>
-        </w:tc>
-      </w:tr>
-    </w:tbl>
-    <w:p>
-      <w:pPr>
-        <w:widowControl w:val="0"/>
-        <w:autoSpaceDE w:val="0"/>
-        <w:autoSpaceDN w:val="0"/>
-        <w:adjustRightInd w:val="0"/>
-        <w:spacing w:before="1680"/>
-        <w:ind w:firstLine="0"/>
-        <w:rPr>
-          <w:sz w:val="24"/>
-          <w:szCs w:val="24"/>
-          <w:lang w:eastAsia="ru-RU"/>
-        </w:rPr>
-      </w:pPr>
-      <w:r>
-        <w:rPr>
-          <w:sz w:val="24"/>
-          <w:szCs w:val="24"/>
-          <w:lang w:val="ru-RU" w:eastAsia="ru-RU"/>
-        </w:rPr>
-        <w:t>РАБОТУ ВЫПОЛНИЛ</w:t>
-      </w:r>
-    </w:p>
-    <w:tbl>
-      <w:tblPr>
-        <w:tblW w:w="9639" w:type="dxa"/>
-        <w:tblInd w:w="108" w:type="dxa"/>
-        <w:tblLook w:val="0000" w:firstRow="0" w:lastRow="0" w:firstColumn="0" w:lastColumn="0" w:noHBand="0" w:noVBand="0"/>
-      </w:tblPr>
-      <w:tblGrid>
-        <w:gridCol w:w="2167"/>
-        <w:gridCol w:w="1732"/>
-        <w:gridCol w:w="236"/>
-        <w:gridCol w:w="2639"/>
-        <w:gridCol w:w="236"/>
-        <w:gridCol w:w="2629"/>
-      </w:tblGrid>
-      <w:tr>
-        <w:tc>
-          <w:tcPr>
-            <w:tcW w:w="2167" w:type="dxa"/>
-            <w:tcBorders>
-              <w:top w:val="nil"/>
-              <w:left w:val="nil"/>
-              <w:bottom w:val="nil"/>
-              <w:right w:val="nil"/>
-            </w:tcBorders>
-            <w:vAlign w:val="bottom"/>
-          </w:tcPr>
-          <w:p>
-            <w:pPr>
-              <w:widowControl w:val="0"/>
-              <w:autoSpaceDE w:val="0"/>
-              <w:autoSpaceDN w:val="0"/>
-              <w:adjustRightInd w:val="0"/>
-              <w:spacing w:line="240" w:lineRule="auto"/>
-              <w:ind w:left="-108" w:firstLine="0"/>
-              <w:rPr>
-                <w:sz w:val="24"/>
-                <w:szCs w:val="24"/>
-                <w:lang w:val="ru-RU" w:eastAsia="ru-RU"/>
-              </w:rPr>
-            </w:pPr>
-            <w:r>
-              <w:rPr>
-                <w:sz w:val="24"/>
-                <w:szCs w:val="24"/>
-                <w:lang w:val="ru-RU" w:eastAsia="ru-RU"/>
-              </w:rPr>
-              <w:t>СТУДЕНТ ГР. №</w:t>
-            </w:r>
-          </w:p>
-        </w:tc>
-        <w:tc>
-          <w:tcPr>
-            <w:tcW w:w="1732" w:type="dxa"/>
-            <w:tcBorders>
-              <w:top w:val="nil"/>
-              <w:left w:val="nil"/>
-              <w:bottom w:val="single" w:sz="4" w:space="0" w:color="auto"/>
-              <w:right w:val="nil"/>
-            </w:tcBorders>
-          </w:tcPr>
-          <w:p>
-            <w:pPr>
-              <w:widowControl w:val="0"/>
-              <w:autoSpaceDE w:val="0"/>
-              <w:autoSpaceDN w:val="0"/>
-              <w:adjustRightInd w:val="0"/>
-              <w:spacing w:before="120" w:line="240" w:lineRule="auto"/>
-              <w:ind w:firstLine="0"/>
-              <w:jc w:val="center"/>
-              <w:rPr>
-                <w:sz w:val="24"/>
-                <w:szCs w:val="24"/>
-                <w:lang w:val="ru-RU" w:eastAsia="ru-RU"/>
-              </w:rPr>
-            </w:pPr>
-            <w:r>
-              <w:rPr>
-                <w:sz w:val="24"/>
-                <w:szCs w:val="24"/>
-                <w:lang w:val="ru-RU" w:eastAsia="ru-RU"/>
-              </w:rPr>
-              <w:t>3510М</w:t>
-            </w:r>
-          </w:p>
-        </w:tc>
-        <w:tc>
-          <w:tcPr>
-            <w:tcW w:w="236" w:type="dxa"/>
-            <w:tcBorders>
-              <w:top w:val="nil"/>
-              <w:left w:val="nil"/>
-              <w:bottom w:val="nil"/>
-              <w:right w:val="nil"/>
-            </w:tcBorders>
-            <w:vAlign w:val="center"/>
-          </w:tcPr>
-          <w:p>
-            <w:pPr>
-              <w:widowControl w:val="0"/>
-              <w:autoSpaceDE w:val="0"/>
-              <w:autoSpaceDN w:val="0"/>
-              <w:adjustRightInd w:val="0"/>
-              <w:spacing w:before="120" w:line="240" w:lineRule="auto"/>
-              <w:ind w:firstLine="0"/>
-              <w:jc w:val="center"/>
-              <w:rPr>
-                <w:sz w:val="24"/>
-                <w:szCs w:val="24"/>
-                <w:lang w:val="ru-RU" w:eastAsia="ru-RU"/>
-              </w:rPr>
-            </w:pPr>
-          </w:p>
-        </w:tc>
-        <w:tc>
-          <w:tcPr>
-            <w:tcW w:w="2639" w:type="dxa"/>
-            <w:tcBorders>
-              <w:top w:val="nil"/>
-              <w:left w:val="nil"/>
-              <w:bottom w:val="single" w:sz="4" w:space="0" w:color="auto"/>
-              <w:right w:val="nil"/>
-            </w:tcBorders>
-            <w:vAlign w:val="center"/>
-          </w:tcPr>
-          <w:p>
-            <w:pPr>
-              <w:widowControl w:val="0"/>
-              <w:autoSpaceDE w:val="0"/>
-              <w:autoSpaceDN w:val="0"/>
-              <w:adjustRightInd w:val="0"/>
-              <w:spacing w:before="120" w:line="240" w:lineRule="auto"/>
-              <w:ind w:firstLine="0"/>
-              <w:jc w:val="center"/>
-              <w:rPr>
-                <w:sz w:val="24"/>
-                <w:szCs w:val="24"/>
-                <w:lang w:val="ru-RU" w:eastAsia="ru-RU"/>
-              </w:rPr>
-            </w:pPr>
-          </w:p>
-        </w:tc>
-        <w:tc>
-          <w:tcPr>
-            <w:tcW w:w="236" w:type="dxa"/>
-            <w:tcBorders>
-              <w:top w:val="nil"/>
-              <w:left w:val="nil"/>
-              <w:bottom w:val="nil"/>
-              <w:right w:val="nil"/>
-            </w:tcBorders>
-            <w:vAlign w:val="center"/>
-          </w:tcPr>
-          <w:p>
-            <w:pPr>
-              <w:widowControl w:val="0"/>
-              <w:autoSpaceDE w:val="0"/>
-              <w:autoSpaceDN w:val="0"/>
-              <w:adjustRightInd w:val="0"/>
-              <w:spacing w:before="120" w:line="240" w:lineRule="auto"/>
-              <w:ind w:firstLine="0"/>
-              <w:jc w:val="center"/>
-              <w:rPr>
-                <w:sz w:val="24"/>
-                <w:szCs w:val="24"/>
-                <w:lang w:val="ru-RU" w:eastAsia="ru-RU"/>
-              </w:rPr>
-            </w:pPr>
-          </w:p>
-        </w:tc>
-        <w:tc>
-          <w:tcPr>
-            <w:tcW w:w="2629" w:type="dxa"/>
-            <w:tcBorders>
-              <w:top w:val="nil"/>
-              <w:left w:val="nil"/>
-              <w:bottom w:val="single" w:sz="4" w:space="0" w:color="auto"/>
-              <w:right w:val="nil"/>
-            </w:tcBorders>
-            <w:vAlign w:val="center"/>
-          </w:tcPr>
-          <w:p>
-            <w:pPr>
-              <w:widowControl w:val="0"/>
-              <w:autoSpaceDE w:val="0"/>
-              <w:autoSpaceDN w:val="0"/>
-              <w:adjustRightInd w:val="0"/>
-              <w:spacing w:before="120" w:line="240" w:lineRule="auto"/>
-              <w:ind w:firstLine="0"/>
-              <w:jc w:val="center"/>
-              <w:rPr>
-                <w:sz w:val="24"/>
-                <w:szCs w:val="24"/>
-                <w:lang w:val="ru-RU" w:eastAsia="ru-RU"/>
-              </w:rPr>
-            </w:pPr>
-            <w:r>
-              <w:rPr>
-                <w:sz w:val="24"/>
-                <w:szCs w:val="24"/>
-                <w:lang w:val="ru-RU" w:eastAsia="ru-RU"/>
-              </w:rPr>
-              <w:t>Д. В. Самарин</w:t>
-            </w:r>
-          </w:p>
-        </w:tc>
-      </w:tr>
-      <w:tr>
-        <w:tc>
-          <w:tcPr>
-            <w:tcW w:w="2167" w:type="dxa"/>
-            <w:tcBorders>
-              <w:top w:val="nil"/>
-              <w:left w:val="nil"/>
-              <w:bottom w:val="nil"/>
-              <w:right w:val="nil"/>
-            </w:tcBorders>
-            <w:vAlign w:val="center"/>
-          </w:tcPr>
-          <w:p>
-            <w:pPr>
-              <w:widowControl w:val="0"/>
-              <w:autoSpaceDE w:val="0"/>
-              <w:autoSpaceDN w:val="0"/>
-              <w:adjustRightInd w:val="0"/>
-              <w:spacing w:line="180" w:lineRule="exact"/>
-              <w:ind w:firstLine="0"/>
-              <w:jc w:val="center"/>
-              <w:rPr>
-                <w:sz w:val="20"/>
-                <w:szCs w:val="20"/>
-                <w:lang w:val="ru-RU" w:eastAsia="ru-RU"/>
-              </w:rPr>
-            </w:pPr>
-          </w:p>
-        </w:tc>
-        <w:tc>
-          <w:tcPr>
-            <w:tcW w:w="1732" w:type="dxa"/>
-            <w:tcBorders>
-              <w:top w:val="single" w:sz="4" w:space="0" w:color="auto"/>
-              <w:left w:val="nil"/>
-              <w:bottom w:val="nil"/>
-              <w:right w:val="nil"/>
-            </w:tcBorders>
-          </w:tcPr>
-          <w:p>
-            <w:pPr>
-              <w:widowControl w:val="0"/>
-              <w:autoSpaceDE w:val="0"/>
-              <w:autoSpaceDN w:val="0"/>
-              <w:adjustRightInd w:val="0"/>
-              <w:spacing w:line="180" w:lineRule="exact"/>
-              <w:ind w:firstLine="0"/>
-              <w:rPr>
-                <w:sz w:val="24"/>
-                <w:szCs w:val="24"/>
-                <w:lang w:val="ru-RU" w:eastAsia="ru-RU"/>
-              </w:rPr>
-            </w:pPr>
-          </w:p>
-        </w:tc>
-        <w:tc>
-          <w:tcPr>
-            <w:tcW w:w="236" w:type="dxa"/>
-            <w:tcBorders>
-              <w:top w:val="nil"/>
-              <w:left w:val="nil"/>
-              <w:bottom w:val="nil"/>
-              <w:right w:val="nil"/>
-            </w:tcBorders>
-            <w:vAlign w:val="center"/>
-          </w:tcPr>
-          <w:p>
-            <w:pPr>
-              <w:widowControl w:val="0"/>
-              <w:autoSpaceDE w:val="0"/>
-              <w:autoSpaceDN w:val="0"/>
-              <w:adjustRightInd w:val="0"/>
-              <w:spacing w:line="180" w:lineRule="exact"/>
-              <w:ind w:firstLine="0"/>
-              <w:rPr>
-                <w:sz w:val="24"/>
-                <w:szCs w:val="24"/>
-                <w:lang w:val="ru-RU" w:eastAsia="ru-RU"/>
-              </w:rPr>
-            </w:pPr>
-          </w:p>
-        </w:tc>
-        <w:tc>
-          <w:tcPr>
-            <w:tcW w:w="2639" w:type="dxa"/>
-            <w:tcBorders>
-              <w:top w:val="single" w:sz="4" w:space="0" w:color="auto"/>
-              <w:left w:val="nil"/>
-              <w:bottom w:val="nil"/>
-              <w:right w:val="nil"/>
-            </w:tcBorders>
-            <w:vAlign w:val="center"/>
-          </w:tcPr>
-          <w:p>
-            <w:pPr>
-              <w:widowControl w:val="0"/>
-              <w:autoSpaceDE w:val="0"/>
-              <w:autoSpaceDN w:val="0"/>
-              <w:adjustRightInd w:val="0"/>
-              <w:spacing w:line="180" w:lineRule="exact"/>
-              <w:ind w:firstLine="0"/>
-              <w:jc w:val="center"/>
-              <w:rPr>
-                <w:sz w:val="20"/>
-                <w:szCs w:val="20"/>
-                <w:lang w:val="ru-RU" w:eastAsia="ru-RU"/>
-              </w:rPr>
-            </w:pPr>
-            <w:r>
-              <w:rPr>
-                <w:sz w:val="20"/>
-                <w:szCs w:val="20"/>
-                <w:lang w:val="ru-RU" w:eastAsia="ru-RU"/>
-              </w:rPr>
-              <w:t>подпись, дата</w:t>
-            </w:r>
-          </w:p>
-        </w:tc>
-        <w:tc>
-          <w:tcPr>
-            <w:tcW w:w="236" w:type="dxa"/>
-            <w:tcBorders>
-              <w:top w:val="nil"/>
-              <w:left w:val="nil"/>
-              <w:bottom w:val="nil"/>
-              <w:right w:val="nil"/>
-            </w:tcBorders>
-            <w:vAlign w:val="center"/>
-          </w:tcPr>
-          <w:p>
-            <w:pPr>
-              <w:widowControl w:val="0"/>
-              <w:autoSpaceDE w:val="0"/>
-              <w:autoSpaceDN w:val="0"/>
-              <w:adjustRightInd w:val="0"/>
-              <w:spacing w:line="180" w:lineRule="exact"/>
-              <w:ind w:firstLine="0"/>
-              <w:rPr>
-                <w:sz w:val="24"/>
-                <w:szCs w:val="24"/>
-                <w:lang w:val="ru-RU" w:eastAsia="ru-RU"/>
-              </w:rPr>
-            </w:pPr>
-          </w:p>
-        </w:tc>
-        <w:tc>
-          <w:tcPr>
-            <w:tcW w:w="2629" w:type="dxa"/>
-            <w:tcBorders>
-              <w:top w:val="nil"/>
-              <w:left w:val="nil"/>
-              <w:bottom w:val="nil"/>
-              <w:right w:val="nil"/>
-            </w:tcBorders>
-            <w:vAlign w:val="center"/>
-          </w:tcPr>
-          <w:p>
-            <w:pPr>
-              <w:widowControl w:val="0"/>
-              <w:autoSpaceDE w:val="0"/>
-              <w:autoSpaceDN w:val="0"/>
-              <w:adjustRightInd w:val="0"/>
-              <w:spacing w:line="180" w:lineRule="exact"/>
-              <w:ind w:firstLine="0"/>
-              <w:jc w:val="center"/>
-              <w:rPr>
-                <w:sz w:val="20"/>
-                <w:szCs w:val="20"/>
-                <w:lang w:val="ru-RU" w:eastAsia="ru-RU"/>
-              </w:rPr>
-            </w:pPr>
-            <w:r>
-              <w:rPr>
-                <w:sz w:val="20"/>
-                <w:szCs w:val="20"/>
-                <w:lang w:val="ru-RU" w:eastAsia="ru-RU"/>
-              </w:rPr>
-              <w:t>инициалы, фамилия</w:t>
-            </w:r>
-          </w:p>
-        </w:tc>
-      </w:tr>
-    </w:tbl>
-    <w:p>
-      <w:pPr>
-        <w:widowControl w:val="0"/>
-        <w:autoSpaceDE w:val="0"/>
-        <w:autoSpaceDN w:val="0"/>
-        <w:adjustRightInd w:val="0"/>
-        <w:spacing w:line="240" w:lineRule="auto"/>
-        <w:ind w:firstLine="0"/>
-        <w:rPr>
-          <w:color w:val="000000"/>
-          <w:sz w:val="24"/>
-          <w:szCs w:val="24"/>
-          <w:lang w:val="ru-RU" w:eastAsia="ru-RU"/>
-        </w:rPr>
-      </w:pPr>
-    </w:p>
-    <w:p>
-      <w:pPr>
-        <w:widowControl w:val="0"/>
-        <w:autoSpaceDE w:val="0"/>
-        <w:autoSpaceDN w:val="0"/>
-        <w:adjustRightInd w:val="0"/>
-        <w:spacing w:line="240" w:lineRule="auto"/>
-        <w:ind w:firstLine="0"/>
-        <w:rPr>
-          <w:color w:val="000000"/>
-          <w:sz w:val="24"/>
-          <w:szCs w:val="24"/>
-          <w:lang w:val="ru-RU" w:eastAsia="ru-RU"/>
-        </w:rPr>
-      </w:pPr>
-    </w:p>
-    <w:p>
-      <w:pPr>
-        <w:widowControl w:val="0"/>
-        <w:autoSpaceDE w:val="0"/>
-        <w:autoSpaceDN w:val="0"/>
-        <w:adjustRightInd w:val="0"/>
-        <w:spacing w:line="240" w:lineRule="auto"/>
-        <w:ind w:firstLine="0"/>
-        <w:rPr>
-          <w:color w:val="000000"/>
-          <w:sz w:val="24"/>
-          <w:szCs w:val="24"/>
-          <w:lang w:val="ru-RU" w:eastAsia="ru-RU"/>
-        </w:rPr>
-      </w:pPr>
-    </w:p>
-    <w:p>
-      <w:pPr>
-        <w:widowControl w:val="0"/>
-        <w:autoSpaceDE w:val="0"/>
-        <w:autoSpaceDN w:val="0"/>
-        <w:adjustRightInd w:val="0"/>
-        <w:spacing w:line="240" w:lineRule="auto"/>
-        <w:ind w:firstLine="0"/>
-        <w:rPr>
-          <w:color w:val="000000"/>
-          <w:sz w:val="24"/>
-          <w:szCs w:val="24"/>
-          <w:lang w:val="ru-RU" w:eastAsia="ru-RU"/>
-        </w:rPr>
-      </w:pPr>
-    </w:p>
-    <w:p>
-      <w:pPr>
-        <w:widowControl w:val="0"/>
-        <w:autoSpaceDE w:val="0"/>
-        <w:autoSpaceDN w:val="0"/>
-        <w:adjustRightInd w:val="0"/>
-        <w:spacing w:line="240" w:lineRule="auto"/>
-        <w:ind w:firstLine="0"/>
-        <w:rPr>
-          <w:color w:val="000000"/>
-          <w:sz w:val="24"/>
-          <w:szCs w:val="24"/>
-          <w:lang w:val="ru-RU" w:eastAsia="ru-RU"/>
-        </w:rPr>
-      </w:pPr>
-    </w:p>
-    <w:p>
-      <w:pPr>
-        <w:widowControl w:val="0"/>
-        <w:autoSpaceDE w:val="0"/>
-        <w:autoSpaceDN w:val="0"/>
-        <w:adjustRightInd w:val="0"/>
-        <w:spacing w:line="240" w:lineRule="auto"/>
-        <w:ind w:firstLine="0"/>
-        <w:rPr>
-          <w:color w:val="000000"/>
-          <w:sz w:val="24"/>
-          <w:szCs w:val="24"/>
-          <w:lang w:val="ru-RU" w:eastAsia="ru-RU"/>
-        </w:rPr>
-      </w:pPr>
-    </w:p>
-    <w:p>
-      <w:pPr>
-        <w:widowControl w:val="0"/>
-        <w:autoSpaceDE w:val="0"/>
-        <w:autoSpaceDN w:val="0"/>
-        <w:adjustRightInd w:val="0"/>
-        <w:spacing w:line="240" w:lineRule="auto"/>
-        <w:ind w:firstLine="0"/>
-        <w:jc w:val="center"/>
-        <w:rPr>
-          <w:color w:val="000000"/>
-          <w:sz w:val="24"/>
-          <w:szCs w:val="24"/>
-          <w:lang w:val="ru-RU" w:eastAsia="ru-RU"/>
-        </w:rPr>
-      </w:pPr>
-    </w:p>
-    <w:p>
-      <w:pPr>
-        <w:widowControl w:val="0"/>
-        <w:autoSpaceDE w:val="0"/>
-        <w:autoSpaceDN w:val="0"/>
-        <w:adjustRightInd w:val="0"/>
-        <w:spacing w:line="240" w:lineRule="auto"/>
-        <w:ind w:firstLine="0"/>
-        <w:jc w:val="center"/>
-        <w:rPr>
-          <w:color w:val="000000"/>
-          <w:sz w:val="24"/>
-          <w:szCs w:val="24"/>
-          <w:lang w:val="ru-RU" w:eastAsia="ru-RU"/>
-        </w:rPr>
-      </w:pPr>
-      <w:r>
-        <w:rPr>
-          <w:color w:val="000000"/>
-          <w:sz w:val="24"/>
-          <w:szCs w:val="24"/>
-          <w:lang w:val="ru-RU" w:eastAsia="ru-RU"/>
-        </w:rPr>
-        <w:t>Санкт-Петербург</w:t>
-      </w:r>
-      <w:r>
-        <w:rPr>
-          <w:color w:val="000000"/>
-          <w:sz w:val="24"/>
-          <w:szCs w:val="24"/>
-          <w:lang w:eastAsia="ru-RU"/>
-        </w:rPr>
-        <w:t xml:space="preserve"> </w:t>
-      </w:r>
-      <w:r>
-        <w:rPr>
-          <w:color w:val="000000"/>
-          <w:sz w:val="24"/>
-          <w:szCs w:val="24"/>
-          <w:lang w:val="ru-RU" w:eastAsia="ru-RU"/>
-        </w:rPr>
-        <w:t>202</w:t>
-      </w:r>
-      <w:r>
-        <w:rPr>
-          <w:color w:val="000000"/>
-          <w:sz w:val="24"/>
-          <w:szCs w:val="24"/>
-          <w:lang w:eastAsia="ru-RU"/>
-        </w:rPr>
-        <w:t>5</w:t>
-      </w:r>
-    </w:p>
-    <w:p>
-      <w:pPr>
         <w:keepNext/>
         <w:spacing w:before="240" w:after="240"/>
         <w:ind w:firstLine="0"/>
         <w:jc w:val="center"/>
+        <w:rPr>
+          <w:lang w:val="ru-RU"/>
+        </w:rPr>
       </w:pPr>
       <w:r>
         <w:rPr>
           <w:b/>
-        </w:rPr>
-        <w:lastRenderedPageBreak/>
+          <w:lang w:val="ru-RU"/>
+        </w:rPr>
         <w:t>СОДЕРЖАНИЕ</w:t>
       </w:r>
     </w:p>
     <w:p>
       <w:pPr>
         <w:ind w:firstLine="0"/>
-      </w:pPr>
-      <w:r>
+        <w:rPr>
+          <w:lang w:val="ru-RU"/>
+        </w:rPr>
+      </w:pPr>
+      <w:r>
+        <w:rPr>
+          <w:lang w:val="ru-RU"/>
+        </w:rPr>
         <w:t>ВВЕДЕНИЕ</w:t>
       </w:r>
     </w:p>
@@ -1383,13 +143,7 @@
         <w:rPr>
           <w:lang w:val="ru-RU"/>
         </w:rPr>
-        <w:t xml:space="preserve">   2.2 Алгоритм научных исследований с помощью матем</w:t>
-      </w:r>
-      <w:r>
-        <w:rPr>
-          <w:lang w:val="ru-RU"/>
-        </w:rPr>
-        <w:t>атического моделирования</w:t>
+        <w:t xml:space="preserve">   2.2 Алгоритм научных исследований с помощью математического моделирования</w:t>
       </w:r>
     </w:p>
     <w:p>
@@ -1459,13 +213,7 @@
         <w:rPr>
           <w:lang w:val="ru-RU"/>
         </w:rPr>
-        <w:t xml:space="preserve">   3.1 К</w:t>
-      </w:r>
-      <w:r>
-        <w:rPr>
-          <w:lang w:val="ru-RU"/>
-        </w:rPr>
-        <w:t>ритерии научности результата: верификация и фальсификация</w:t>
+        <w:t xml:space="preserve">   3.1 Критерии научности результата: верификация и фальсификация</w:t>
       </w:r>
     </w:p>
     <w:p>
@@ -1595,45 +343,21 @@
         <w:rPr>
           <w:lang w:val="ru-RU"/>
         </w:rPr>
-        <w:t>Магис</w:t>
-      </w:r>
-      <w:r>
-        <w:rPr>
-          <w:lang w:val="ru-RU"/>
-        </w:rPr>
-        <w:t>терская диссертация по направлению 27.04.04 «Управление в технических системах» предполагает решение научной задачи на основе систематического применения методов научного исследования. В отличие от выпускной квалификационной работы бакалавра, ориентированн</w:t>
-      </w:r>
-      <w:r>
-        <w:rPr>
-          <w:lang w:val="ru-RU"/>
-        </w:rPr>
-        <w:t>ой преимущественно на инженерную разработку, магистерская работа требует обоснованного выбора методов анализа, формализации, моделирования объекта исследования и количественной оценки полученных результатов.</w:t>
-      </w:r>
-    </w:p>
-    <w:p>
-      <w:pPr>
-        <w:jc w:val="both"/>
-        <w:rPr>
-          <w:lang w:val="ru-RU"/>
-        </w:rPr>
-      </w:pPr>
-      <w:r>
-        <w:rPr>
-          <w:lang w:val="ru-RU"/>
-        </w:rPr>
-        <w:t xml:space="preserve">Настоящий отчёт представляет собой ответ на </w:t>
-      </w:r>
-      <w:r>
-        <w:rPr>
-          <w:lang w:val="ru-RU"/>
-        </w:rPr>
-        <w:t>индивидуальное задание по дисциплине «Методология научных исследований» и одновременно — методологическую основу проводимого магистерского исследования. Тема выполняемой диссертации — «Метод автоматизированного синтеза программного кода промышленных контро</w:t>
-      </w:r>
-      <w:r>
-        <w:rPr>
-          <w:lang w:val="ru-RU"/>
-        </w:rPr>
-        <w:t xml:space="preserve">ллеров на основе </w:t>
+        <w:t>Магистерская диссертация по направлению 27.04.04 «Управление в технических системах» предполагает решение научной задачи на основе систематического применения методов научного исследования. В отличие от выпускной квалификационной работы бакалавра, ориентированной преимущественно на инженерную разработку, магистерская работа требует обоснованного выбора методов анализа, формализации, моделирования объекта исследования и количественной оценки полученных результатов.</w:t>
+      </w:r>
+    </w:p>
+    <w:p>
+      <w:pPr>
+        <w:jc w:val="both"/>
+        <w:rPr>
+          <w:lang w:val="ru-RU"/>
+        </w:rPr>
+      </w:pPr>
+      <w:r>
+        <w:rPr>
+          <w:lang w:val="ru-RU"/>
+        </w:rPr>
+        <w:t xml:space="preserve">Настоящий отчёт представляет собой ответ на индивидуальное задание по дисциплине «Методология научных исследований» и одновременно — методологическую основу проводимого магистерского исследования. Тема выполняемой диссертации — «Метод автоматизированного синтеза программного кода промышленных контроллеров на основе </w:t>
       </w:r>
       <w:proofErr w:type="spellStart"/>
       <w:r>
@@ -1647,13 +371,7 @@
         <w:rPr>
           <w:lang w:val="ru-RU"/>
         </w:rPr>
-        <w:t xml:space="preserve"> модели схемы автоматизации». Цель диссертации — снижение трудоёмкости и количества ошибок при разработке программного обеспечения автоматизированных систем управления технологическими процессами (АСУ ТП) за счёт автоматизированног</w:t>
-      </w:r>
-      <w:r>
-        <w:rPr>
-          <w:lang w:val="ru-RU"/>
-        </w:rPr>
-        <w:t xml:space="preserve">о синтеза кода стандарта </w:t>
+        <w:t xml:space="preserve"> модели схемы автоматизации». Цель диссертации — снижение трудоёмкости и количества ошибок при разработке программного обеспечения автоматизированных систем управления технологическими процессами (АСУ ТП) за счёт автоматизированного синтеза кода стандарта </w:t>
       </w:r>
       <w:r>
         <w:t>IEC</w:t>
@@ -1690,19 +408,7 @@
         <w:rPr>
           <w:lang w:val="ru-RU"/>
         </w:rPr>
-        <w:t>Пре</w:t>
-      </w:r>
-      <w:r>
-        <w:rPr>
-          <w:lang w:val="ru-RU"/>
-        </w:rPr>
-        <w:t>дметом исследования выступают методы анализа, сохранения и передачи информации цифровыми средствами; методы разработки математических моделей; методы оценки результатов теоретических и экспериментальных исследований, релевантные для задачи автоматизированн</w:t>
-      </w:r>
-      <w:r>
-        <w:rPr>
-          <w:lang w:val="ru-RU"/>
-        </w:rPr>
-        <w:t>ого синтеза кода ПЛК.</w:t>
+        <w:t>Предметом исследования выступают методы анализа, сохранения и передачи информации цифровыми средствами; методы разработки математических моделей; методы оценки результатов теоретических и экспериментальных исследований, релевантные для задачи автоматизированного синтеза кода ПЛК.</w:t>
       </w:r>
     </w:p>
     <w:p>
@@ -1747,13 +453,7 @@
         <w:rPr>
           <w:lang w:val="ru-RU"/>
         </w:rPr>
-        <w:t xml:space="preserve">2. Изложить классификацию математических моделей и методы их разработки в соответствии </w:t>
-      </w:r>
-      <w:r>
-        <w:rPr>
-          <w:lang w:val="ru-RU"/>
-        </w:rPr>
-        <w:t>с учебно-методическими материалами дисциплины.</w:t>
+        <w:t>2. Изложить классификацию математических моделей и методы их разработки в соответствии с учебно-методическими материалами дисциплины.</w:t>
       </w:r>
     </w:p>
     <w:p>
@@ -1783,53 +483,35 @@
         <w:rPr>
           <w:lang w:val="ru-RU"/>
         </w:rPr>
-        <w:t>4. На каждом этапе показать связь рассматриваемой мет</w:t>
-      </w:r>
-      <w:r>
-        <w:rPr>
-          <w:lang w:val="ru-RU"/>
-        </w:rPr>
-        <w:t>одологии с конкретными решениями, принимаемыми в рамках магистерской диссертации.</w:t>
-      </w:r>
-    </w:p>
-    <w:p>
-      <w:pPr>
-        <w:jc w:val="both"/>
-        <w:rPr>
-          <w:lang w:val="ru-RU"/>
-        </w:rPr>
-      </w:pPr>
-      <w:r>
-        <w:rPr>
-          <w:lang w:val="ru-RU"/>
-        </w:rPr>
-        <w:t xml:space="preserve">Структурно отчёт состоит из трёх разделов, соответствующих трём вопросам индивидуального задания. Каждый раздел содержит теоретическое изложение и завершается подразделом, в </w:t>
-      </w:r>
-      <w:r>
-        <w:rPr>
-          <w:lang w:val="ru-RU"/>
-        </w:rPr>
-        <w:t>котором рассматривается применение изложенных методов в магистерской диссертации.</w:t>
-      </w:r>
-    </w:p>
-    <w:p>
-      <w:pPr>
-        <w:jc w:val="both"/>
-        <w:rPr>
-          <w:lang w:val="ru-RU"/>
-        </w:rPr>
-      </w:pPr>
-      <w:r>
-        <w:rPr>
-          <w:lang w:val="ru-RU"/>
-        </w:rPr>
-        <w:t>В качестве основных источников использованы лекция «Планирование и проведение научных исследований в области автоматизации и управления технологическими процессами» [1], учеб</w:t>
-      </w:r>
-      <w:r>
-        <w:rPr>
-          <w:lang w:val="ru-RU"/>
-        </w:rPr>
-        <w:t xml:space="preserve">ное пособие М.С. </w:t>
+        <w:t>4. На каждом этапе показать связь рассматриваемой методологии с конкретными решениями, принимаемыми в рамках магистерской диссертации.</w:t>
+      </w:r>
+    </w:p>
+    <w:p>
+      <w:pPr>
+        <w:jc w:val="both"/>
+        <w:rPr>
+          <w:lang w:val="ru-RU"/>
+        </w:rPr>
+      </w:pPr>
+      <w:r>
+        <w:rPr>
+          <w:lang w:val="ru-RU"/>
+        </w:rPr>
+        <w:t>Структурно отчёт состоит из трёх разделов, соответствующих трём вопросам индивидуального задания. Каждый раздел содержит теоретическое изложение и завершается подразделом, в котором рассматривается применение изложенных методов в магистерской диссертации.</w:t>
+      </w:r>
+    </w:p>
+    <w:p>
+      <w:pPr>
+        <w:jc w:val="both"/>
+        <w:rPr>
+          <w:lang w:val="ru-RU"/>
+        </w:rPr>
+      </w:pPr>
+      <w:r>
+        <w:rPr>
+          <w:lang w:val="ru-RU"/>
+        </w:rPr>
+        <w:t xml:space="preserve">В качестве основных источников использованы лекция «Планирование и проведение научных исследований в области автоматизации и управления технологическими процессами» [1], учебное пособие М.С. </w:t>
       </w:r>
       <w:proofErr w:type="spellStart"/>
       <w:r>
@@ -1843,13 +525,7 @@
         <w:rPr>
           <w:lang w:val="ru-RU"/>
         </w:rPr>
-        <w:t xml:space="preserve"> «Математическое моделирование. Методология и методы разработки математических моделей механических систем и процессов» [2], а также рекомендованные рабочей программой дисциплины учебные пособия [3], [4], [5] и нормативные источни</w:t>
-      </w:r>
-      <w:r>
-        <w:rPr>
-          <w:lang w:val="ru-RU"/>
-        </w:rPr>
-        <w:t>ки [6], [7].</w:t>
+        <w:t xml:space="preserve"> «Математическое моделирование. Методология и методы разработки математических моделей механических систем и процессов» [2], а также рекомендованные рабочей программой дисциплины учебные пособия [3], [4], [5] и нормативные источники [6], [7].</w:t>
       </w:r>
     </w:p>
     <w:p>
@@ -1895,19 +571,7 @@
         <w:rPr>
           <w:lang w:val="ru-RU"/>
         </w:rPr>
-        <w:t>Современное научное исследование неотделимо от цифровых средств работы с информацией. Согласно определению, приведённому в лекции по планированию научных и</w:t>
-      </w:r>
-      <w:r>
-        <w:rPr>
-          <w:lang w:val="ru-RU"/>
-        </w:rPr>
-        <w:t xml:space="preserve">сследований [1], наука представляет собой сферу деятельности, имеющую целью сбор, накопление, классификацию, анализ, обобщение, передачу и использование достоверных сведений. Каждая из этих стадий в современной практике опирается на цифровые инструменты — </w:t>
-      </w:r>
-      <w:r>
-        <w:rPr>
-          <w:lang w:val="ru-RU"/>
-        </w:rPr>
-        <w:t>от методов сбора данных до распределённых систем хранения и сетевых протоколов передачи.</w:t>
+        <w:t>Современное научное исследование неотделимо от цифровых средств работы с информацией. Согласно определению, приведённому в лекции по планированию научных исследований [1], наука представляет собой сферу деятельности, имеющую целью сбор, накопление, классификацию, анализ, обобщение, передачу и использование достоверных сведений. Каждая из этих стадий в современной практике опирается на цифровые инструменты — от методов сбора данных до распределённых систем хранения и сетевых протоколов передачи.</w:t>
       </w:r>
     </w:p>
     <w:p>
@@ -1937,13 +601,7 @@
         <w:rPr>
           <w:lang w:val="ru-RU"/>
         </w:rPr>
-        <w:t>В соответствии с трёхуровневой моделью научного знания [1], методы анализа информации классифицируются по уровням, на которых они применя</w:t>
-      </w:r>
-      <w:r>
-        <w:rPr>
-          <w:lang w:val="ru-RU"/>
-        </w:rPr>
-        <w:t>ются.</w:t>
+        <w:t>В соответствии с трёхуровневой моделью научного знания [1], методы анализа информации классифицируются по уровням, на которых они применяются.</w:t>
       </w:r>
     </w:p>
     <w:p>
@@ -1972,13 +630,7 @@
         <w:rPr>
           <w:lang w:val="ru-RU"/>
         </w:rPr>
-        <w:t xml:space="preserve">— наблюдение — целенаправленное восприятие явлений объективной действительности; в современных исследованиях АСУ ТП реализуется через сбор </w:t>
-      </w:r>
-      <w:r>
-        <w:rPr>
-          <w:lang w:val="ru-RU"/>
-        </w:rPr>
-        <w:t>телеметрии и журналов событий с действующих производств;</w:t>
+        <w:t>— наблюдение — целенаправленное восприятие явлений объективной действительности; в современных исследованиях АСУ ТП реализуется через сбор телеметрии и журналов событий с действующих производств;</w:t>
       </w:r>
     </w:p>
     <w:p>
@@ -2008,13 +660,7 @@
         <w:rPr>
           <w:lang w:val="ru-RU"/>
         </w:rPr>
-        <w:t>— эксперимент — наблюдение в специально созданных и контролируемых условиях для выяв</w:t>
-      </w:r>
-      <w:r>
-        <w:rPr>
-          <w:lang w:val="ru-RU"/>
-        </w:rPr>
-        <w:t>ления существенных характеристик изучаемого объекта; обладает свойствами устранения побочных факторов, возможности создания экстремальных условий и воспроизводимости результатов.</w:t>
+        <w:t>— эксперимент — наблюдение в специально созданных и контролируемых условиях для выявления существенных характеристик изучаемого объекта; обладает свойствами устранения побочных факторов, возможности создания экстремальных условий и воспроизводимости результатов.</w:t>
       </w:r>
     </w:p>
     <w:p>
@@ -2029,13 +675,7 @@
           <w:lang w:val="ru-RU"/>
         </w:rPr>
         <w:lastRenderedPageBreak/>
-        <w:t>Теоретический уровень. Методы данного уровня обеспечивают получение знаний пу</w:t>
-      </w:r>
-      <w:r>
-        <w:rPr>
-          <w:lang w:val="ru-RU"/>
-        </w:rPr>
-        <w:t>тём отвлечённого рассуждения:</w:t>
+        <w:t>Теоретический уровень. Методы данного уровня обеспечивают получение знаний путём отвлечённого рассуждения:</w:t>
       </w:r>
     </w:p>
     <w:p>
@@ -2080,13 +720,7 @@
         <w:rPr>
           <w:lang w:val="ru-RU"/>
         </w:rPr>
-        <w:t>— формализация — замена слов симв</w:t>
-      </w:r>
-      <w:r>
-        <w:rPr>
-          <w:lang w:val="ru-RU"/>
-        </w:rPr>
-        <w:t>олами для математического описания закономерностей; включает построение алфавита и правил построения формул;</w:t>
+        <w:t>— формализация — замена слов символами для математического описания закономерностей; включает построение алфавита и правил построения формул;</w:t>
       </w:r>
     </w:p>
     <w:p>
@@ -2131,13 +765,7 @@
         <w:rPr>
           <w:lang w:val="ru-RU"/>
         </w:rPr>
-        <w:t>— моделирование — изуче</w:t>
-      </w:r>
-      <w:r>
-        <w:rPr>
-          <w:lang w:val="ru-RU"/>
-        </w:rPr>
-        <w:t>ние явления на специально сконструированной модели.</w:t>
+        <w:t>— моделирование — изучение явления на специально сконструированной модели.</w:t>
       </w:r>
     </w:p>
     <w:p>
@@ -2173,19 +801,7 @@
         <w:rPr>
           <w:lang w:val="ru-RU"/>
         </w:rPr>
-        <w:t>К статистическ</w:t>
-      </w:r>
-      <w:r>
-        <w:rPr>
-          <w:lang w:val="ru-RU"/>
-        </w:rPr>
-        <w:t>им методам анализа, применяемым на эмпирическом уровне, относятся методы математической статистики: вычисление точечных и интервальных оценок параметров распределений, проверка статистических гипотез, корреляционный и регрессионный анализ. Эти методы приме</w:t>
-      </w:r>
-      <w:r>
-        <w:rPr>
-          <w:lang w:val="ru-RU"/>
-        </w:rPr>
-        <w:t>няются в основном при обработке результатов эксперимента (см. раздел 3).</w:t>
+        <w:t>К статистическим методам анализа, применяемым на эмпирическом уровне, относятся методы математической статистики: вычисление точечных и интервальных оценок параметров распределений, проверка статистических гипотез, корреляционный и регрессионный анализ. Эти методы применяются в основном при обработке результатов эксперимента (см. раздел 3).</w:t>
       </w:r>
     </w:p>
     <w:p>
@@ -2229,13 +845,7 @@
         <w:rPr>
           <w:lang w:val="ru-RU"/>
         </w:rPr>
-        <w:t>Файловы</w:t>
-      </w:r>
-      <w:r>
-        <w:rPr>
-          <w:lang w:val="ru-RU"/>
-        </w:rPr>
-        <w:t>е форматы. Различают:</w:t>
+        <w:t>Файловые форматы. Различают:</w:t>
       </w:r>
     </w:p>
     <w:p>
@@ -2352,13 +962,7 @@
         <w:rPr>
           <w:lang w:val="ru-RU"/>
         </w:rPr>
-        <w:t>), обеспечивающие компактное хранение и высокую скорос</w:t>
-      </w:r>
-      <w:r>
-        <w:rPr>
-          <w:lang w:val="ru-RU"/>
-        </w:rPr>
-        <w:t xml:space="preserve">ть </w:t>
+        <w:t xml:space="preserve">), обеспечивающие компактное хранение и высокую скорость </w:t>
       </w:r>
       <w:proofErr w:type="spellStart"/>
       <w:r>
@@ -2459,13 +1063,7 @@
         <w:rPr>
           <w:lang w:val="ru-RU"/>
         </w:rPr>
-        <w:t xml:space="preserve"> 61131-3</w:t>
-      </w:r>
-      <w:r>
-        <w:rPr>
-          <w:lang w:val="ru-RU"/>
-        </w:rPr>
-        <w:t xml:space="preserve"> между интегрированными средами разработки промышленных контроллеров.</w:t>
+        <w:t xml:space="preserve"> 61131-3 между интегрированными средами разработки промышленных контроллеров.</w:t>
       </w:r>
     </w:p>
     <w:p>
@@ -2550,13 +1148,7 @@
         <w:rPr>
           <w:lang w:val="ru-RU"/>
         </w:rPr>
-        <w:t xml:space="preserve"> СУ</w:t>
-      </w:r>
-      <w:r>
-        <w:rPr>
-          <w:lang w:val="ru-RU"/>
-        </w:rPr>
-        <w:t>БД (</w:t>
+        <w:t xml:space="preserve"> СУБД (</w:t>
       </w:r>
       <w:r>
         <w:t>MongoDB</w:t>
@@ -2708,13 +1300,7 @@
         <w:rPr>
           <w:lang w:val="ru-RU"/>
         </w:rPr>
-        <w:t xml:space="preserve"> исходного кода, проектных файлов и результатов эксперимента, поддерживают распределённую коллаборацию и неизменяемую историю изменений, что критично для воспроизводимости научного ис</w:t>
-      </w:r>
-      <w:r>
-        <w:rPr>
-          <w:lang w:val="ru-RU"/>
-        </w:rPr>
-        <w:t>следования.</w:t>
+        <w:t xml:space="preserve"> исходного кода, проектных файлов и результатов эксперимента, поддерживают распределённую коллаборацию и неизменяемую историю изменений, что критично для воспроизводимости научного исследования.</w:t>
       </w:r>
     </w:p>
     <w:p>
@@ -2772,13 +1358,7 @@
         <w:rPr>
           <w:lang w:val="ru-RU"/>
         </w:rPr>
-        <w:t>) обеспечивают долговременное хранение и публикацию данных научного исследования с присвоением постоянных идентификат</w:t>
-      </w:r>
-      <w:r>
-        <w:rPr>
-          <w:lang w:val="ru-RU"/>
-        </w:rPr>
-        <w:t>оров (</w:t>
+        <w:t>) обеспечивают долговременное хранение и публикацию данных научного исследования с присвоением постоянных идентификаторов (</w:t>
       </w:r>
       <w:r>
         <w:t>DOI</w:t>
@@ -2874,13 +1454,7 @@
         <w:rPr>
           <w:lang w:val="ru-RU"/>
         </w:rPr>
-        <w:t xml:space="preserve"> — основа </w:t>
-      </w:r>
-      <w:r>
-        <w:rPr>
-          <w:lang w:val="ru-RU"/>
-        </w:rPr>
-        <w:t>взаимодействия веб-сервисов;</w:t>
+        <w:t xml:space="preserve"> — основа взаимодействия веб-сервисов;</w:t>
       </w:r>
     </w:p>
     <w:p>
@@ -2985,13 +1559,7 @@
         <w:rPr>
           <w:lang w:val="ru-RU"/>
         </w:rPr>
-        <w:t>Промышленны</w:t>
-      </w:r>
-      <w:r>
-        <w:rPr>
-          <w:lang w:val="ru-RU"/>
-        </w:rPr>
-        <w:t>е протоколы передачи данных АСУ ТП:</w:t>
+        <w:t>Промышленные протоколы передачи данных АСУ ТП:</w:t>
       </w:r>
     </w:p>
     <w:p>
@@ -3075,13 +1643,7 @@
         <w:rPr>
           <w:lang w:val="ru-RU"/>
         </w:rPr>
-        <w:t xml:space="preserve"> — широко распространённый протоко</w:t>
-      </w:r>
-      <w:r>
-        <w:rPr>
-          <w:lang w:val="ru-RU"/>
-        </w:rPr>
-        <w:t xml:space="preserve">л связи между ПЛК и </w:t>
+        <w:t xml:space="preserve"> — широко распространённый протокол связи между ПЛК и </w:t>
       </w:r>
       <w:r>
         <w:t>SCADA</w:t>
@@ -3200,33 +1762,21 @@
         <w:rPr>
           <w:lang w:val="ru-RU"/>
         </w:rPr>
-        <w:t>) обеспечивают</w:t>
-      </w:r>
-      <w:r>
-        <w:rPr>
-          <w:lang w:val="ru-RU"/>
-        </w:rPr>
-        <w:t xml:space="preserve"> преобразование структурированных объектов в передаваемые по сети последовательности байтов и обратно.</w:t>
-      </w:r>
-    </w:p>
-    <w:p>
-      <w:pPr>
-        <w:jc w:val="both"/>
-        <w:rPr>
-          <w:lang w:val="ru-RU"/>
-        </w:rPr>
-      </w:pPr>
-      <w:r>
-        <w:rPr>
-          <w:lang w:val="ru-RU"/>
-        </w:rPr>
-        <w:t>Согласно критериям научности, рассмотренным в лекции [1], корректность передачи и сохранения научных данных является необходимым условием обеспечения сво</w:t>
-      </w:r>
-      <w:r>
-        <w:rPr>
-          <w:lang w:val="ru-RU"/>
-        </w:rPr>
-        <w:t>йств системности, достоверности и преемственности научного знания: новые знания должны соотноситься со старыми, а результаты исследования — допускать независимую проверку.</w:t>
+        <w:t>) обеспечивают преобразование структурированных объектов в передаваемые по сети последовательности байтов и обратно.</w:t>
+      </w:r>
+    </w:p>
+    <w:p>
+      <w:pPr>
+        <w:jc w:val="both"/>
+        <w:rPr>
+          <w:lang w:val="ru-RU"/>
+        </w:rPr>
+      </w:pPr>
+      <w:r>
+        <w:rPr>
+          <w:lang w:val="ru-RU"/>
+        </w:rPr>
+        <w:t>Согласно критериям научности, рассмотренным в лекции [1], корректность передачи и сохранения научных данных является необходимым условием обеспечения свойств системности, достоверности и преемственности научного знания: новые знания должны соотноситься со старыми, а результаты исследования — допускать независимую проверку.</w:t>
       </w:r>
     </w:p>
     <w:p>
@@ -3257,33 +1807,21 @@
         <w:rPr>
           <w:lang w:val="ru-RU"/>
         </w:rPr>
-        <w:t>В выполняемой магист</w:t>
-      </w:r>
-      <w:r>
-        <w:rPr>
-          <w:lang w:val="ru-RU"/>
-        </w:rPr>
-        <w:t>ерской диссертации рассмотренные методы работы с информацией применяются следующим образом.</w:t>
-      </w:r>
-    </w:p>
-    <w:p>
-      <w:pPr>
-        <w:jc w:val="both"/>
-        <w:rPr>
-          <w:lang w:val="ru-RU"/>
-        </w:rPr>
-      </w:pPr>
-      <w:r>
-        <w:rPr>
-          <w:lang w:val="ru-RU"/>
-        </w:rPr>
-        <w:t>На этапе анализа предметной области применяется ключевой теоретический метод — формализация. Электрическая схема автоматизации, традиционно представляемая в виде гр</w:t>
-      </w:r>
-      <w:r>
-        <w:rPr>
-          <w:lang w:val="ru-RU"/>
-        </w:rPr>
-        <w:t xml:space="preserve">афического чертежа, формализуется как ориентированный граф </w:t>
+        <w:t>В выполняемой магистерской диссертации рассмотренные методы работы с информацией применяются следующим образом.</w:t>
+      </w:r>
+    </w:p>
+    <w:p>
+      <w:pPr>
+        <w:jc w:val="both"/>
+        <w:rPr>
+          <w:lang w:val="ru-RU"/>
+        </w:rPr>
+      </w:pPr>
+      <w:r>
+        <w:rPr>
+          <w:lang w:val="ru-RU"/>
+        </w:rPr>
+        <w:t xml:space="preserve">На этапе анализа предметной области применяется ключевой теоретический метод — формализация. Электрическая схема автоматизации, традиционно представляемая в виде графического чертежа, формализуется как ориентированный граф </w:t>
       </w:r>
       <w:r>
         <w:t>G</w:t>
@@ -3328,33 +1866,21 @@
         <w:rPr>
           <w:lang w:val="ru-RU"/>
         </w:rPr>
-        <w:t xml:space="preserve"> — физические и логические связи межд</w:t>
-      </w:r>
-      <w:r>
-        <w:rPr>
-          <w:lang w:val="ru-RU"/>
-        </w:rPr>
-        <w:t>у ними. Такая формализация позволяет применить математический аппарат теории графов для решения задачи автоматизированного синтеза программного кода.</w:t>
-      </w:r>
-    </w:p>
-    <w:p>
-      <w:pPr>
-        <w:jc w:val="both"/>
-        <w:rPr>
-          <w:lang w:val="ru-RU"/>
-        </w:rPr>
-      </w:pPr>
-      <w:r>
-        <w:rPr>
-          <w:lang w:val="ru-RU"/>
-        </w:rPr>
-        <w:t>Дополнительно применяются методы абстрагирования и идеализации: из всего многообразия физических характери</w:t>
-      </w:r>
-      <w:r>
-        <w:rPr>
-          <w:lang w:val="ru-RU"/>
-        </w:rPr>
-        <w:t xml:space="preserve">стик электрической схемы выделяются только те, которые существенны для задачи синтеза кода стандарта </w:t>
+        <w:t xml:space="preserve"> — физические и логические связи между ними. Такая формализация позволяет применить математический аппарат теории графов для решения задачи автоматизированного синтеза программного кода.</w:t>
+      </w:r>
+    </w:p>
+    <w:p>
+      <w:pPr>
+        <w:jc w:val="both"/>
+        <w:rPr>
+          <w:lang w:val="ru-RU"/>
+        </w:rPr>
+      </w:pPr>
+      <w:r>
+        <w:rPr>
+          <w:lang w:val="ru-RU"/>
+        </w:rPr>
+        <w:t xml:space="preserve">Дополнительно применяются методы абстрагирования и идеализации: из всего многообразия физических характеристик электрической схемы выделяются только те, которые существенны для задачи синтеза кода стандарта </w:t>
       </w:r>
       <w:r>
         <w:t>IEC</w:t>
@@ -3363,13 +1889,7 @@
         <w:rPr>
           <w:lang w:val="ru-RU"/>
         </w:rPr>
-        <w:t xml:space="preserve"> 61131-3 — типы сигналов (дискретный/аналоговый), направления связей, адресация портов. Несущественные характеристики (геометрические размеры, цветовая </w:t>
-      </w:r>
-      <w:r>
-        <w:rPr>
-          <w:lang w:val="ru-RU"/>
-        </w:rPr>
-        <w:t>маркировка, материал проводников) отбрасываются.</w:t>
+        <w:t xml:space="preserve"> 61131-3 — типы сигналов (дискретный/аналоговый), направления связей, адресация портов. Несущественные характеристики (геометрические размеры, цветовая маркировка, материал проводников) отбрасываются.</w:t>
       </w:r>
     </w:p>
     <w:p>
@@ -3421,13 +1941,7 @@
         <w:rPr>
           <w:lang w:val="ru-RU"/>
         </w:rPr>
-        <w:t xml:space="preserve"> (выбран ввиду читаемости, широкой поддержки в инструментах разработ</w:t>
-      </w:r>
-      <w:r>
-        <w:rPr>
-          <w:lang w:val="ru-RU"/>
-        </w:rPr>
-        <w:t xml:space="preserve">ки и наличия стандартизированных </w:t>
+        <w:t xml:space="preserve"> (выбран ввиду читаемости, широкой поддержки в инструментах разработки и наличия стандартизированных </w:t>
       </w:r>
       <w:r>
         <w:t>JSON</w:t>
@@ -3487,13 +2001,7 @@
           <w:lang w:val="ru-RU"/>
         </w:rPr>
         <w:lastRenderedPageBreak/>
-        <w:t>— сист</w:t>
-      </w:r>
-      <w:r>
-        <w:rPr>
-          <w:lang w:val="ru-RU"/>
-        </w:rPr>
-        <w:t xml:space="preserve">ема контроля версий </w:t>
+        <w:t xml:space="preserve">— система контроля версий </w:t>
       </w:r>
       <w:r>
         <w:t>Git</w:t>
@@ -3585,13 +2093,7 @@
         <w:rPr>
           <w:lang w:val="ru-RU"/>
         </w:rPr>
-        <w:t>-описание графа схемы, выхо</w:t>
-      </w:r>
-      <w:r>
-        <w:rPr>
-          <w:lang w:val="ru-RU"/>
-        </w:rPr>
-        <w:t xml:space="preserve">дной </w:t>
+        <w:t xml:space="preserve">-описание графа схемы, выходной </w:t>
       </w:r>
       <w:proofErr w:type="spellStart"/>
       <w:r>
@@ -3652,13 +2154,7 @@
         <w:rPr>
           <w:lang w:val="ru-RU"/>
         </w:rPr>
-        <w:t xml:space="preserve"> контроллера. Такая архитектура обеспечивает возможность интеграции метода в существующие проектные процессы предпр</w:t>
-      </w:r>
-      <w:r>
-        <w:rPr>
-          <w:lang w:val="ru-RU"/>
-        </w:rPr>
-        <w:t xml:space="preserve">иятий без модификации применяемых </w:t>
+        <w:t xml:space="preserve"> контроллера. Такая архитектура обеспечивает возможность интеграции метода в существующие проектные процессы предприятий без модификации применяемых </w:t>
       </w:r>
       <w:r>
         <w:t>ECAD</w:t>
@@ -3722,14 +2218,7 @@
           <w:lang w:val="ru-RU"/>
         </w:rPr>
         <w:lastRenderedPageBreak/>
-        <w:t>2. МЕТОДЫ РАЗРАБОТКИ МАТЕМАТИЧЕСКИХ</w:t>
-      </w:r>
-      <w:r>
-        <w:rPr>
-          <w:b/>
-          <w:lang w:val="ru-RU"/>
-        </w:rPr>
-        <w:t xml:space="preserve"> МОДЕЛЕЙ ИССЛЕДУЕМОГО ОБЪЕКТА И ПРОЦЕССА</w:t>
+        <w:t>2. МЕТОДЫ РАЗРАБОТКИ МАТЕМАТИЧЕСКИХ МОДЕЛЕЙ ИССЛЕДУЕМОГО ОБЪЕКТА И ПРОЦЕССА</w:t>
       </w:r>
     </w:p>
     <w:p>
@@ -3773,19 +2262,7 @@
         <w:rPr>
           <w:lang w:val="ru-RU"/>
         </w:rPr>
-        <w:t xml:space="preserve"> [2, §1.1], модель — это заместитель оригинала, позволяющий изучить некоторые его </w:t>
-      </w:r>
-      <w:r>
-        <w:rPr>
-          <w:lang w:val="ru-RU"/>
-        </w:rPr>
-        <w:t>свойства в определённых условиях. Моделирование — это процесс выбора или построения модели для исследования определённых свойств оригинала в определённых условиях. Принципиально важным является то, что модель никогда не воспроизводит все свойства оригинала</w:t>
-      </w:r>
-      <w:r>
-        <w:rPr>
-          <w:lang w:val="ru-RU"/>
-        </w:rPr>
-        <w:t>: достаточно сходства лишь в тех свойствах, которые являются объектом данного исследования.</w:t>
+        <w:t xml:space="preserve"> [2, §1.1], модель — это заместитель оригинала, позволяющий изучить некоторые его свойства в определённых условиях. Моделирование — это процесс выбора или построения модели для исследования определённых свойств оригинала в определённых условиях. Принципиально важным является то, что модель никогда не воспроизводит все свойства оригинала: достаточно сходства лишь в тех свойствах, которые являются объектом данного исследования.</w:t>
       </w:r>
     </w:p>
     <w:p>
@@ -3828,13 +2305,7 @@
         <w:rPr>
           <w:lang w:val="ru-RU"/>
         </w:rPr>
-        <w:t>— логич</w:t>
-      </w:r>
-      <w:r>
-        <w:rPr>
-          <w:lang w:val="ru-RU"/>
-        </w:rPr>
-        <w:t>еские — построенные на принципах человеческой логики (образные, символьные, образно-символьные);</w:t>
+        <w:t>— логические — построенные на принципах человеческой логики (образные, символьные, образно-символьные);</w:t>
       </w:r>
     </w:p>
     <w:p>
@@ -3863,13 +2334,7 @@
         <w:rPr>
           <w:lang w:val="ru-RU"/>
         </w:rPr>
-        <w:t>По основаниям для преобразования свойств мо</w:t>
-      </w:r>
-      <w:r>
-        <w:rPr>
-          <w:lang w:val="ru-RU"/>
-        </w:rPr>
-        <w:t>дели в свойства оригинала модели подразделяются на:</w:t>
+        <w:t>По основаниям для преобразования свойств модели в свойства оригинала модели подразделяются на:</w:t>
       </w:r>
     </w:p>
     <w:p>
@@ -3914,13 +2379,7 @@
         <w:rPr>
           <w:lang w:val="ru-RU"/>
         </w:rPr>
-        <w:t>— математические — на основе математического описан</w:t>
-      </w:r>
-      <w:r>
-        <w:rPr>
-          <w:lang w:val="ru-RU"/>
-        </w:rPr>
-        <w:t>ия.</w:t>
+        <w:t>— математические — на основе математического описания.</w:t>
       </w:r>
     </w:p>
     <w:p>
@@ -3941,33 +2400,21 @@
           <w:lang w:val="ru-RU"/>
         </w:rPr>
         <w:lastRenderedPageBreak/>
-        <w:t>и граничные условия, ограничения), функциональные зависимости и методы вычисления выходных параметров модели. Доп</w:t>
-      </w:r>
-      <w:r>
-        <w:rPr>
-          <w:lang w:val="ru-RU"/>
-        </w:rPr>
-        <w:t>олнительно в саму модель входят описания всех допущений, использованных при её построении, и алгоритмы перевода исходных и выходных данных с модели на оригинал и обратно.</w:t>
-      </w:r>
-    </w:p>
-    <w:p>
-      <w:pPr>
-        <w:jc w:val="both"/>
-        <w:rPr>
-          <w:lang w:val="ru-RU"/>
-        </w:rPr>
-      </w:pPr>
-      <w:r>
-        <w:rPr>
-          <w:lang w:val="ru-RU"/>
-        </w:rPr>
-        <w:t>Дополнительная классификация математических моделей: расчётные; соответственные и под</w:t>
-      </w:r>
-      <w:r>
-        <w:rPr>
-          <w:lang w:val="ru-RU"/>
-        </w:rPr>
-        <w:t>обные; линейные или нелинейные; стационарные или нестационарные; непрерывные или дискретные; детерминированные или стохастические; чёткие или нечёткие [2, §2.1].</w:t>
+        <w:t>и граничные условия, ограничения), функциональные зависимости и методы вычисления выходных параметров модели. Дополнительно в саму модель входят описания всех допущений, использованных при её построении, и алгоритмы перевода исходных и выходных данных с модели на оригинал и обратно.</w:t>
+      </w:r>
+    </w:p>
+    <w:p>
+      <w:pPr>
+        <w:jc w:val="both"/>
+        <w:rPr>
+          <w:lang w:val="ru-RU"/>
+        </w:rPr>
+      </w:pPr>
+      <w:r>
+        <w:rPr>
+          <w:lang w:val="ru-RU"/>
+        </w:rPr>
+        <w:t>Дополнительная классификация математических моделей: расчётные; соответственные и подобные; линейные или нелинейные; стационарные или нестационарные; непрерывные или дискретные; детерминированные или стохастические; чёткие или нечёткие [2, §2.1].</w:t>
       </w:r>
     </w:p>
     <w:p>
@@ -4011,13 +2458,7 @@
         <w:rPr>
           <w:lang w:val="ru-RU"/>
         </w:rPr>
-        <w:t xml:space="preserve"> формул</w:t>
-      </w:r>
-      <w:r>
-        <w:rPr>
-          <w:lang w:val="ru-RU"/>
-        </w:rPr>
-        <w:t>ирует следующий алгоритм научного исследования с использованием математического моделирования, выработанный практикой [2, §2.4]:</w:t>
+        <w:t xml:space="preserve"> формулирует следующий алгоритм научного исследования с использованием математического моделирования, выработанный практикой [2, §2.4]:</w:t>
       </w:r>
     </w:p>
     <w:p>
@@ -4032,13 +2473,7 @@
         <w:rPr>
           <w:lang w:val="ru-RU"/>
         </w:rPr>
-        <w:t>1. Изучение оригинала — выявление основных факторов, особенностей, диапазонов исследуемых параметров, условий и задач исследова</w:t>
-      </w:r>
-      <w:r>
-        <w:rPr>
-          <w:lang w:val="ru-RU"/>
-        </w:rPr>
-        <w:t>ния, постановка задачи, оценка требуемой точности.</w:t>
+        <w:t>1. Изучение оригинала — выявление основных факторов, особенностей, диапазонов исследуемых параметров, условий и задач исследования, постановка задачи, оценка требуемой точности.</w:t>
       </w:r>
     </w:p>
     <w:p>
@@ -4068,13 +2503,7 @@
         <w:rPr>
           <w:lang w:val="ru-RU"/>
         </w:rPr>
-        <w:t xml:space="preserve">3. Математическое описание оригинала — формулирование уравнений, ограничений, начальных </w:t>
-      </w:r>
-      <w:r>
-        <w:rPr>
-          <w:lang w:val="ru-RU"/>
-        </w:rPr>
-        <w:t>и граничных условий.</w:t>
+        <w:t>3. Математическое описание оригинала — формулирование уравнений, ограничений, начальных и граничных условий.</w:t>
       </w:r>
     </w:p>
     <w:p>
@@ -4104,13 +2533,7 @@
         <w:rPr>
           <w:lang w:val="ru-RU"/>
         </w:rPr>
-        <w:t xml:space="preserve">5. Контрольный вычислительный эксперимент — воспроизведение известного реального случая </w:t>
-      </w:r>
-      <w:r>
-        <w:rPr>
-          <w:lang w:val="ru-RU"/>
-        </w:rPr>
-        <w:t>поведения оригинала.</w:t>
+        <w:t>5. Контрольный вычислительный эксперимент — воспроизведение известного реального случая поведения оригинала.</w:t>
       </w:r>
     </w:p>
     <w:p>
@@ -4156,13 +2579,7 @@
         <w:rPr>
           <w:lang w:val="ru-RU"/>
         </w:rPr>
-        <w:t>8. Проведение вычислительно</w:t>
-      </w:r>
-      <w:r>
-        <w:rPr>
-          <w:lang w:val="ru-RU"/>
-        </w:rPr>
-        <w:t>го эксперимента и обработка его результатов.</w:t>
+        <w:t>8. Проведение вычислительного эксперимента и обработка его результатов.</w:t>
       </w:r>
     </w:p>
     <w:p>
@@ -4206,13 +2623,7 @@
         <w:rPr>
           <w:lang w:val="ru-RU"/>
         </w:rPr>
-        <w:t>Пункты 1–6 составляют процесс собственно моделирования, в составе которого выделяется про</w:t>
-      </w:r>
-      <w:r>
-        <w:rPr>
-          <w:lang w:val="ru-RU"/>
-        </w:rPr>
-        <w:t>цесс идентификации — определения недостающих или неточно известных параметров и функциональных соотношений модели по результатам сопоставления с данными о реальном поведении объекта [2, §2.3].</w:t>
+        <w:t>Пункты 1–6 составляют процесс собственно моделирования, в составе которого выделяется процесс идентификации — определения недостающих или неточно известных параметров и функциональных соотношений модели по результатам сопоставления с данными о реальном поведении объекта [2, §2.3].</w:t>
       </w:r>
     </w:p>
     <w:p>
@@ -4242,13 +2653,7 @@
         <w:rPr>
           <w:lang w:val="ru-RU"/>
         </w:rPr>
-        <w:t>В пособии [2, §3.1</w:t>
-      </w:r>
-      <w:r>
-        <w:rPr>
-          <w:lang w:val="ru-RU"/>
-        </w:rPr>
-        <w:t>] выделяются следующие основные методы разработки математических моделей.</w:t>
+        <w:t>В пособии [2, §3.1] выделяются следующие основные методы разработки математических моделей.</w:t>
       </w:r>
     </w:p>
     <w:p>
@@ -4276,33 +2681,21 @@
         <w:rPr>
           <w:lang w:val="ru-RU"/>
         </w:rPr>
-        <w:t xml:space="preserve"> анализ, позволяющий распределить параметры по важности (рангу); наиболее важные параметры включаются в модель, менее важные могут быть учтены в </w:t>
-      </w:r>
-      <w:r>
-        <w:rPr>
-          <w:lang w:val="ru-RU"/>
-        </w:rPr>
-        <w:t>виде поправок или отброшены.</w:t>
-      </w:r>
-    </w:p>
-    <w:p>
-      <w:pPr>
-        <w:jc w:val="both"/>
-        <w:rPr>
-          <w:lang w:val="ru-RU"/>
-        </w:rPr>
-      </w:pPr>
-      <w:r>
-        <w:rPr>
-          <w:lang w:val="ru-RU"/>
-        </w:rPr>
-        <w:t xml:space="preserve">Агрегирование (декомпозиция) — разбиение большого числа факторов задачи на небольшое число групп (агрегатов) по определённому принципу; предполагает наличие формализуемых связей между блоками и возможность независимого решения </w:t>
-      </w:r>
-      <w:r>
-        <w:rPr>
-          <w:lang w:val="ru-RU"/>
-        </w:rPr>
-        <w:t>задач внутри каждого блока.</w:t>
+        <w:t xml:space="preserve"> анализ, позволяющий распределить параметры по важности (рангу); наиболее важные параметры включаются в модель, менее важные могут быть учтены в виде поправок или отброшены.</w:t>
+      </w:r>
+    </w:p>
+    <w:p>
+      <w:pPr>
+        <w:jc w:val="both"/>
+        <w:rPr>
+          <w:lang w:val="ru-RU"/>
+        </w:rPr>
+      </w:pPr>
+      <w:r>
+        <w:rPr>
+          <w:lang w:val="ru-RU"/>
+        </w:rPr>
+        <w:t>Агрегирование (декомпозиция) — разбиение большого числа факторов задачи на небольшое число групп (агрегатов) по определённому принципу; предполагает наличие формализуемых связей между блоками и возможность независимого решения задач внутри каждого блока.</w:t>
       </w:r>
     </w:p>
     <w:p>
@@ -4359,13 +2752,7 @@
           <w:lang w:val="ru-RU"/>
         </w:rPr>
         <w:lastRenderedPageBreak/>
-        <w:t>безразмерными степе</w:t>
-      </w:r>
-      <w:r>
-        <w:rPr>
-          <w:lang w:val="ru-RU"/>
-        </w:rPr>
-        <w:t xml:space="preserve">нными комплексами (критериями подобия), где </w:t>
+        <w:t xml:space="preserve">безразмерными степенными комплексами (критериями подобия), где </w:t>
       </w:r>
       <w:r>
         <w:t>k</w:t>
@@ -4424,13 +2811,7 @@
         <w:rPr>
           <w:lang w:val="ru-RU"/>
         </w:rPr>
-        <w:t xml:space="preserve"> и множеством рёбер (ил</w:t>
-      </w:r>
-      <w:r>
-        <w:rPr>
-          <w:lang w:val="ru-RU"/>
-        </w:rPr>
-        <w:t xml:space="preserve">и дуг — в случае ориентированного графа) </w:t>
+        <w:t xml:space="preserve"> и множеством рёбер (или дуг — в случае ориентированного графа) </w:t>
       </w:r>
       <w:r>
         <w:t>E</w:t>
@@ -4439,79 +2820,49 @@
         <w:rPr>
           <w:lang w:val="ru-RU"/>
         </w:rPr>
-        <w:t>. Ключевые понятия: смежные вершины, путь, цикл, степень вершины, связный граф, помеченный граф. Классические задачи теории графов: задача о кратчайшем пути; задача о коммивояжёре; задача оптимального назначения; з</w:t>
-      </w:r>
-      <w:r>
-        <w:rPr>
-          <w:lang w:val="ru-RU"/>
-        </w:rPr>
-        <w:t>адача о раскраске графа; задача обхода (эйлеров цикл).</w:t>
-      </w:r>
-    </w:p>
-    <w:p>
-      <w:pPr>
-        <w:jc w:val="both"/>
-        <w:rPr>
-          <w:lang w:val="ru-RU"/>
-        </w:rPr>
-      </w:pPr>
-      <w:r>
-        <w:rPr>
-          <w:lang w:val="ru-RU"/>
-        </w:rPr>
-        <w:t xml:space="preserve">Теория массового обслуживания [2, §3.4] — раздел теории вероятностей, изучающий системы, обрабатывающие случайные потоки заявок по одному или нескольким каналам. Применяется при наличии стохастических </w:t>
-      </w:r>
-      <w:r>
-        <w:rPr>
-          <w:lang w:val="ru-RU"/>
-        </w:rPr>
-        <w:t>элементов в исследуемом процессе.</w:t>
-      </w:r>
-    </w:p>
-    <w:p>
-      <w:pPr>
-        <w:jc w:val="both"/>
-        <w:rPr>
-          <w:lang w:val="ru-RU"/>
-        </w:rPr>
-      </w:pPr>
-      <w:r>
-        <w:rPr>
-          <w:lang w:val="ru-RU"/>
-        </w:rPr>
-        <w:t>Метод Монте-Карло [2, §3.5] — метод статистических испытаний, основанный на розыгрыше случайных событий с использованием датчиков случайных чисел. Применяется в имитационных моделях сложных систем при отсутствии аналитичес</w:t>
-      </w:r>
-      <w:r>
-        <w:rPr>
-          <w:lang w:val="ru-RU"/>
-        </w:rPr>
-        <w:t>кого вида математического описания отдельных элементов.</w:t>
-      </w:r>
-    </w:p>
-    <w:p>
-      <w:pPr>
-        <w:jc w:val="both"/>
-        <w:rPr>
-          <w:lang w:val="ru-RU"/>
-        </w:rPr>
-      </w:pPr>
-      <w:r>
-        <w:rPr>
-          <w:lang w:val="ru-RU"/>
-        </w:rPr>
-        <w:t>Вычислительные методы [2, гл. 4] обеспечивают численное решение задач, не имеющих аналитического представления. Основные группы: методы решения систем линейных алгебраических уравнений; методы решения</w:t>
-      </w:r>
-      <w:r>
-        <w:rPr>
-          <w:lang w:val="ru-RU"/>
-        </w:rPr>
-        <w:t xml:space="preserve"> нелинейных алгебраических уравнений (метод деления отрезка пополам, метод секущих, метод Ньютона, метод золотого сечения); методы интерполяции и аппроксимации функций; методы численного интегрирования дифференциальных уравнений; методы оптимизации (линейн</w:t>
-      </w:r>
-      <w:r>
-        <w:rPr>
-          <w:lang w:val="ru-RU"/>
-        </w:rPr>
-        <w:t>ое и нелинейное программирование, вариационное исчисление, принцип максимума Понтрягина, динамическое программирование Беллмана).</w:t>
+        <w:t>. Ключевые понятия: смежные вершины, путь, цикл, степень вершины, связный граф, помеченный граф. Классические задачи теории графов: задача о кратчайшем пути; задача о коммивояжёре; задача оптимального назначения; задача о раскраске графа; задача обхода (эйлеров цикл).</w:t>
+      </w:r>
+    </w:p>
+    <w:p>
+      <w:pPr>
+        <w:jc w:val="both"/>
+        <w:rPr>
+          <w:lang w:val="ru-RU"/>
+        </w:rPr>
+      </w:pPr>
+      <w:r>
+        <w:rPr>
+          <w:lang w:val="ru-RU"/>
+        </w:rPr>
+        <w:t>Теория массового обслуживания [2, §3.4] — раздел теории вероятностей, изучающий системы, обрабатывающие случайные потоки заявок по одному или нескольким каналам. Применяется при наличии стохастических элементов в исследуемом процессе.</w:t>
+      </w:r>
+    </w:p>
+    <w:p>
+      <w:pPr>
+        <w:jc w:val="both"/>
+        <w:rPr>
+          <w:lang w:val="ru-RU"/>
+        </w:rPr>
+      </w:pPr>
+      <w:r>
+        <w:rPr>
+          <w:lang w:val="ru-RU"/>
+        </w:rPr>
+        <w:t>Метод Монте-Карло [2, §3.5] — метод статистических испытаний, основанный на розыгрыше случайных событий с использованием датчиков случайных чисел. Применяется в имитационных моделях сложных систем при отсутствии аналитического вида математического описания отдельных элементов.</w:t>
+      </w:r>
+    </w:p>
+    <w:p>
+      <w:pPr>
+        <w:jc w:val="both"/>
+        <w:rPr>
+          <w:lang w:val="ru-RU"/>
+        </w:rPr>
+      </w:pPr>
+      <w:r>
+        <w:rPr>
+          <w:lang w:val="ru-RU"/>
+        </w:rPr>
+        <w:t>Вычислительные методы [2, гл. 4] обеспечивают численное решение задач, не имеющих аналитического представления. Основные группы: методы решения систем линейных алгебраических уравнений; методы решения нелинейных алгебраических уравнений (метод деления отрезка пополам, метод секущих, метод Ньютона, метод золотого сечения); методы интерполяции и аппроксимации функций; методы численного интегрирования дифференциальных уравнений; методы оптимизации (линейное и нелинейное программирование, вариационное исчисление, принцип максимума Понтрягина, динамическое программирование Беллмана).</w:t>
       </w:r>
     </w:p>
     <w:p>
@@ -4556,19 +2907,7 @@
         <w:rPr>
           <w:lang w:val="ru-RU"/>
         </w:rPr>
-        <w:t>Упроще</w:t>
-      </w:r>
-      <w:r>
-        <w:rPr>
-          <w:lang w:val="ru-RU"/>
-        </w:rPr>
-        <w:t>ния, основанные на особенностях движений: использование свойства установившегося движения для исключения зависимости от времени; переход к плоскопараллельному движению; использование осевой симметрии; переход к одномерному движению; использование автомодел</w:t>
-      </w:r>
-      <w:r>
-        <w:rPr>
-          <w:lang w:val="ru-RU"/>
-        </w:rPr>
-        <w:t>ьного движения.</w:t>
+        <w:t>Упрощения, основанные на особенностях движений: использование свойства установившегося движения для исключения зависимости от времени; переход к плоскопараллельному движению; использование осевой симметрии; переход к одномерному движению; использование автомодельного движения.</w:t>
       </w:r>
     </w:p>
     <w:p>
@@ -4596,33 +2935,21 @@
         <w:rPr>
           <w:lang w:val="ru-RU"/>
         </w:rPr>
-        <w:t xml:space="preserve">Линеаризация — приближённая замена нелинейных соотношений линейными. Применима при малых диапазонах </w:t>
-      </w:r>
-      <w:r>
-        <w:rPr>
-          <w:lang w:val="ru-RU"/>
-        </w:rPr>
-        <w:t>изменения параметров. Линейные модели обладают свойством суперпозиции и допускают применение хорошо разработанных аналитических методов.</w:t>
-      </w:r>
-    </w:p>
-    <w:p>
-      <w:pPr>
-        <w:jc w:val="both"/>
-        <w:rPr>
-          <w:lang w:val="ru-RU"/>
-        </w:rPr>
-      </w:pPr>
-      <w:r>
-        <w:rPr>
-          <w:lang w:val="ru-RU"/>
-        </w:rPr>
-        <w:t>Метод малого параметра (метод возмущений) — построение решения в виде ряда Тейлора по выделенному малому параметру зада</w:t>
-      </w:r>
-      <w:r>
-        <w:rPr>
-          <w:lang w:val="ru-RU"/>
-        </w:rPr>
-        <w:t>чи.</w:t>
+        <w:t>Линеаризация — приближённая замена нелинейных соотношений линейными. Применима при малых диапазонах изменения параметров. Линейные модели обладают свойством суперпозиции и допускают применение хорошо разработанных аналитических методов.</w:t>
+      </w:r>
+    </w:p>
+    <w:p>
+      <w:pPr>
+        <w:jc w:val="both"/>
+        <w:rPr>
+          <w:lang w:val="ru-RU"/>
+        </w:rPr>
+      </w:pPr>
+      <w:r>
+        <w:rPr>
+          <w:lang w:val="ru-RU"/>
+        </w:rPr>
+        <w:t>Метод малого параметра (метод возмущений) — построение решения в виде ряда Тейлора по выделенному малому параметру задачи.</w:t>
       </w:r>
     </w:p>
     <w:p>
@@ -4652,13 +2979,7 @@
         <w:rPr>
           <w:lang w:val="ru-RU"/>
         </w:rPr>
-        <w:t>Тип модели. В магистерской диссертации разрабатывается математическая, символьная, детерминированная, дискретная модель электрической схемы автоматизации в форме типизированного ориентиров</w:t>
-      </w:r>
-      <w:r>
-        <w:rPr>
-          <w:lang w:val="ru-RU"/>
-        </w:rPr>
-        <w:t xml:space="preserve">анного графа </w:t>
+        <w:t xml:space="preserve">Тип модели. В магистерской диссертации разрабатывается математическая, символьная, детерминированная, дискретная модель электрической схемы автоматизации в форме типизированного ориентированного графа </w:t>
       </w:r>
       <w:r>
         <w:t>G</w:t>
@@ -4729,13 +3050,7 @@
         <w:rPr>
           <w:lang w:val="ru-RU"/>
         </w:rPr>
-        <w:t>— теория формальных язык</w:t>
-      </w:r>
-      <w:r>
-        <w:rPr>
-          <w:lang w:val="ru-RU"/>
-        </w:rPr>
-        <w:t>ов и теория трансляции — для построения промежуточного представления (</w:t>
+        <w:t>— теория формальных языков и теория трансляции — для построения промежуточного представления (</w:t>
       </w:r>
       <w:r>
         <w:t>Intermediate</w:t>
@@ -4816,13 +3131,7 @@
         <w:rPr>
           <w:lang w:val="ru-RU"/>
         </w:rPr>
-        <w:t>— деко</w:t>
-      </w:r>
-      <w:r>
-        <w:rPr>
-          <w:lang w:val="ru-RU"/>
-        </w:rPr>
-        <w:t xml:space="preserve">мпозиция (агрегирование) — разделение задачи на этапы: </w:t>
+        <w:t xml:space="preserve">— декомпозиция (агрегирование) — разделение задачи на этапы: </w:t>
       </w:r>
       <w:proofErr w:type="spellStart"/>
       <w:r>
@@ -4883,13 +3192,7 @@
         <w:rPr>
           <w:lang w:val="ru-RU"/>
         </w:rPr>
-        <w:t>— ранжирование — выделение существенных типов компонентов АСУ ТП, фо</w:t>
-      </w:r>
-      <w:r>
-        <w:rPr>
-          <w:lang w:val="ru-RU"/>
-        </w:rPr>
-        <w:t>рмирующих библиотеку типовых паттернов (датчик аналогового сигнала, цепочка «дискретный выход → реле → контактор → двигатель», контур регулирования с обратной связью);</w:t>
+        <w:t>— ранжирование — выделение существенных типов компонентов АСУ ТП, формирующих библиотеку типовых паттернов (датчик аналогового сигнала, цепочка «дискретный выход → реле → контактор → двигатель», контур регулирования с обратной связью);</w:t>
       </w:r>
     </w:p>
     <w:p>
@@ -4904,13 +3207,7 @@
         <w:rPr>
           <w:lang w:val="ru-RU"/>
         </w:rPr>
-        <w:t xml:space="preserve">— абстрагирование — отказ от учёта физических характеристик, не существенных для задачи </w:t>
-      </w:r>
-      <w:r>
-        <w:rPr>
-          <w:lang w:val="ru-RU"/>
-        </w:rPr>
-        <w:t>синтеза кода (геометрия размещения оборудования, материал проводников, цветовая маркировка).</w:t>
+        <w:t>— абстрагирование — отказ от учёта физических характеристик, не существенных для задачи синтеза кода (геометрия размещения оборудования, материал проводников, цветовая маркировка).</w:t>
       </w:r>
     </w:p>
     <w:p>
@@ -4939,13 +3236,7 @@
         <w:rPr>
           <w:lang w:val="ru-RU"/>
         </w:rPr>
-        <w:t xml:space="preserve">— теория массового обслуживания и метод Монте-Карло — не применяются, поскольку рассматриваемый процесс синтеза кода является </w:t>
-      </w:r>
-      <w:r>
-        <w:rPr>
-          <w:lang w:val="ru-RU"/>
-        </w:rPr>
-        <w:t>детерминированным; стохастических элементов в задаче нет;</w:t>
+        <w:t>— теория массового обслуживания и метод Монте-Карло — не применяются, поскольку рассматриваемый процесс синтеза кода является детерминированным; стохастических элементов в задаче нет;</w:t>
       </w:r>
     </w:p>
     <w:p>
@@ -4983,13 +3274,7 @@
         <w:rPr>
           <w:lang w:val="ru-RU"/>
         </w:rPr>
-        <w:t>При</w:t>
-      </w:r>
-      <w:r>
-        <w:rPr>
-          <w:lang w:val="ru-RU"/>
-        </w:rPr>
-        <w:t>менение принципов математического моделирования [2, §2.5]:</w:t>
+        <w:t>Применение принципов математического моделирования [2, §2.5]:</w:t>
       </w:r>
     </w:p>
     <w:p>
@@ -5019,13 +3304,7 @@
         <w:rPr>
           <w:lang w:val="ru-RU"/>
         </w:rPr>
-        <w:t xml:space="preserve">— принцип конкретизации условий и области применения — формулируются границы применимости метода через </w:t>
-      </w:r>
-      <w:r>
-        <w:rPr>
-          <w:lang w:val="ru-RU"/>
-        </w:rPr>
-        <w:t>перечень покрываемых типовых паттернов;</w:t>
+        <w:t>— принцип конкретизации условий и области применения — формулируются границы применимости метода через перечень покрываемых типовых паттернов;</w:t>
       </w:r>
     </w:p>
     <w:p>
@@ -5047,13 +3326,7 @@
           <w:lang w:val="ru-RU"/>
         </w:rPr>
         <w:lastRenderedPageBreak/>
-        <w:t>требует текущая постановка, чтобы обеспечить корректное расширение метода в будущих исследо</w:t>
-      </w:r>
-      <w:r>
-        <w:rPr>
-          <w:lang w:val="ru-RU"/>
-        </w:rPr>
-        <w:t>ваниях.</w:t>
+        <w:t>требует текущая постановка, чтобы обеспечить корректное расширение метода в будущих исследованиях.</w:t>
       </w:r>
     </w:p>
     <w:p>
@@ -5115,39 +3388,21 @@
         <w:rPr>
           <w:lang w:val="ru-RU"/>
         </w:rPr>
-        <w:t xml:space="preserve">Согласно лекции [1], получаемое в исследовании знание должно соответствовать набору критериев </w:t>
-      </w:r>
-      <w:r>
-        <w:rPr>
-          <w:lang w:val="ru-RU"/>
-        </w:rPr>
-        <w:t>научности: системности, наличию отработанного механизма получения новых знаний, теоретичности, рациональности и наличию экспериментального метода. Однако для разграничения научного и ненаучного знания центральную роль играют два критерия — верификация и фа</w:t>
-      </w:r>
-      <w:r>
-        <w:rPr>
-          <w:lang w:val="ru-RU"/>
-        </w:rPr>
-        <w:t>льсификация.</w:t>
-      </w:r>
-    </w:p>
-    <w:p>
-      <w:pPr>
-        <w:jc w:val="both"/>
-        <w:rPr>
-          <w:lang w:val="ru-RU"/>
-        </w:rPr>
-      </w:pPr>
-      <w:r>
-        <w:rPr>
-          <w:lang w:val="ru-RU"/>
-        </w:rPr>
-        <w:t>Верификация (верифицируемость) — процедура установления истинности научных положений в процессе их эмпирической проверки, то есть с помощью наблюдения, измерения или эксперимента. Любая гипотеза до получения статуса научного факта должна пройт</w:t>
-      </w:r>
-      <w:r>
-        <w:rPr>
-          <w:lang w:val="ru-RU"/>
-        </w:rPr>
-        <w:t>и эмпирическую проверку. Критерий верифицируемости лучше подходит для отделения науки от ненаучных форм знания, так как опирается на установление истинности.</w:t>
+        <w:t>Согласно лекции [1], получаемое в исследовании знание должно соответствовать набору критериев научности: системности, наличию отработанного механизма получения новых знаний, теоретичности, рациональности и наличию экспериментального метода. Однако для разграничения научного и ненаучного знания центральную роль играют два критерия — верификация и фальсификация.</w:t>
+      </w:r>
+    </w:p>
+    <w:p>
+      <w:pPr>
+        <w:jc w:val="both"/>
+        <w:rPr>
+          <w:lang w:val="ru-RU"/>
+        </w:rPr>
+      </w:pPr>
+      <w:r>
+        <w:rPr>
+          <w:lang w:val="ru-RU"/>
+        </w:rPr>
+        <w:t>Верификация (верифицируемость) — процедура установления истинности научных положений в процессе их эмпирической проверки, то есть с помощью наблюдения, измерения или эксперимента. Любая гипотеза до получения статуса научного факта должна пройти эмпирическую проверку. Критерий верифицируемости лучше подходит для отделения науки от ненаучных форм знания, так как опирается на установление истинности.</w:t>
       </w:r>
     </w:p>
     <w:p>
@@ -5175,26 +3430,14 @@
         <w:rPr>
           <w:lang w:val="ru-RU"/>
         </w:rPr>
-        <w:t>) — критерий демаркации науки, предложенный К. Поппером в 1935 го</w:t>
-      </w:r>
-      <w:r>
-        <w:rPr>
-          <w:lang w:val="ru-RU"/>
-        </w:rPr>
-        <w:t xml:space="preserve">ду. Согласно этому критерию, гипотеза или теория является научной тогда и только тогда, когда возможна постановка опровергающего её эксперимента (реального или мысленного). Если теория принципиально неопровержима, она не является научной. Принцип </w:t>
+        <w:t xml:space="preserve">) — критерий демаркации науки, предложенный К. Поппером в 1935 году. Согласно этому критерию, гипотеза или теория является научной тогда и только тогда, когда возможна постановка опровергающего её эксперимента (реального или мысленного). Если теория принципиально неопровержима, она не является научной. Принцип </w:t>
       </w:r>
       <w:proofErr w:type="spellStart"/>
       <w:r>
         <w:rPr>
           <w:lang w:val="ru-RU"/>
         </w:rPr>
-        <w:t>фальсифиц</w:t>
-      </w:r>
-      <w:r>
-        <w:rPr>
-          <w:lang w:val="ru-RU"/>
-        </w:rPr>
-        <w:t>ируемости</w:t>
+        <w:t>фальсифицируемости</w:t>
       </w:r>
       <w:proofErr w:type="spellEnd"/>
       <w:r>
@@ -5215,13 +3458,7 @@
         <w:rPr>
           <w:lang w:val="ru-RU"/>
         </w:rPr>
-        <w:t>Существенным ограничением критерия Поппера является то, что он определяет лишь принадлежн</w:t>
-      </w:r>
-      <w:r>
-        <w:rPr>
-          <w:lang w:val="ru-RU"/>
-        </w:rPr>
-        <w:t xml:space="preserve">ость теории к разряду научных, но не её истинность. Поэтому в практике научного исследования оба критерия применяются совместно: </w:t>
+        <w:t xml:space="preserve">Существенным ограничением критерия Поппера является то, что он определяет лишь принадлежность теории к разряду научных, но не её истинность. Поэтому в практике научного исследования оба критерия применяются совместно: </w:t>
       </w:r>
       <w:proofErr w:type="spellStart"/>
       <w:r>
@@ -5242,13 +3479,7 @@
           <w:lang w:val="ru-RU"/>
         </w:rPr>
         <w:lastRenderedPageBreak/>
-        <w:t>научности постановки задачи, верифицируемость — как критерий истинности полученных</w:t>
-      </w:r>
-      <w:r>
-        <w:rPr>
-          <w:lang w:val="ru-RU"/>
-        </w:rPr>
-        <w:t xml:space="preserve"> результатов.</w:t>
+        <w:t>научности постановки задачи, верифицируемость — как критерий истинности полученных результатов.</w:t>
       </w:r>
     </w:p>
     <w:p>
@@ -5278,33 +3509,21 @@
         <w:rPr>
           <w:lang w:val="ru-RU"/>
         </w:rPr>
-        <w:t xml:space="preserve">Согласно [2, §2.2], адекватность математической модели определяется как соответствие результатов вычислительного эксперимента поведению реального объекта. Это соответствие </w:t>
-      </w:r>
-      <w:r>
-        <w:rPr>
-          <w:lang w:val="ru-RU"/>
-        </w:rPr>
-        <w:t>оценивается с точки зрения конкретных целей исследования, поэтому для одного и того же объекта возможны различные подходы к оценке адекватности различных моделей.</w:t>
-      </w:r>
-    </w:p>
-    <w:p>
-      <w:pPr>
-        <w:jc w:val="both"/>
-        <w:rPr>
-          <w:lang w:val="ru-RU"/>
-        </w:rPr>
-      </w:pPr>
-      <w:r>
-        <w:rPr>
-          <w:lang w:val="ru-RU"/>
-        </w:rPr>
-        <w:t>Для механических систем и процессов, характеризующихся измеримыми параметрами, адекватность м</w:t>
-      </w:r>
-      <w:r>
-        <w:rPr>
-          <w:lang w:val="ru-RU"/>
-        </w:rPr>
-        <w:t>атематической модели сводится к выполнению двух свойств — точности и непротиворечивости.</w:t>
+        <w:t>Согласно [2, §2.2], адекватность математической модели определяется как соответствие результатов вычислительного эксперимента поведению реального объекта. Это соответствие оценивается с точки зрения конкретных целей исследования, поэтому для одного и того же объекта возможны различные подходы к оценке адекватности различных моделей.</w:t>
+      </w:r>
+    </w:p>
+    <w:p>
+      <w:pPr>
+        <w:jc w:val="both"/>
+        <w:rPr>
+          <w:lang w:val="ru-RU"/>
+        </w:rPr>
+      </w:pPr>
+      <w:r>
+        <w:rPr>
+          <w:lang w:val="ru-RU"/>
+        </w:rPr>
+        <w:t>Для механических систем и процессов, характеризующихся измеримыми параметрами, адекватность математической модели сводится к выполнению двух свойств — точности и непротиворечивости.</w:t>
       </w:r>
     </w:p>
     <w:p>
@@ -5347,13 +3566,7 @@
         <w:rPr>
           <w:lang w:val="ru-RU"/>
         </w:rPr>
-        <w:t>_оригинала должна быть не больше заране</w:t>
-      </w:r>
-      <w:r>
-        <w:rPr>
-          <w:lang w:val="ru-RU"/>
-        </w:rPr>
-        <w:t xml:space="preserve">е заданного значения приемлемой погрешности </w:t>
+        <w:t xml:space="preserve">_оригинала должна быть не больше заранее заданного значения приемлемой погрешности </w:t>
       </w:r>
       <w:proofErr w:type="spellStart"/>
       <w:r>
@@ -5409,13 +3622,7 @@
         <w:rPr>
           <w:lang w:val="ru-RU"/>
         </w:rPr>
-        <w:t>— доверительный интервал для математического ожидания рассогласов</w:t>
-      </w:r>
-      <w:r>
-        <w:rPr>
-          <w:lang w:val="ru-RU"/>
-        </w:rPr>
-        <w:t>ания;</w:t>
+        <w:t>— доверительный интервал для математического ожидания рассогласования;</w:t>
       </w:r>
     </w:p>
     <w:p>
@@ -5519,13 +3726,7 @@
         <w:rPr>
           <w:lang w:val="ru-RU"/>
         </w:rPr>
-        <w:t>_оригинала × 100 %) и относи</w:t>
-      </w:r>
-      <w:r>
-        <w:rPr>
-          <w:lang w:val="ru-RU"/>
-        </w:rPr>
-        <w:t>тельную приведённую погрешности.</w:t>
+        <w:t>_оригинала × 100 %) и относительную приведённую погрешности.</w:t>
       </w:r>
     </w:p>
     <w:p>
@@ -5546,33 +3747,21 @@
           <w:lang w:val="ru-RU"/>
         </w:rPr>
         <w:lastRenderedPageBreak/>
-        <w:t xml:space="preserve">функциональных зависимостей на отдельных участках — возрастание, убывание, экстремумы, выпуклость и </w:t>
-      </w:r>
-      <w:r>
-        <w:rPr>
-          <w:lang w:val="ru-RU"/>
-        </w:rPr>
-        <w:t>т.п. Многообразие возможных критериев проверки непротиворечивости требует их выбора в соответствии с целью конкретного исследования.</w:t>
-      </w:r>
-    </w:p>
-    <w:p>
-      <w:pPr>
-        <w:jc w:val="both"/>
-        <w:rPr>
-          <w:lang w:val="ru-RU"/>
-        </w:rPr>
-      </w:pPr>
-      <w:r>
-        <w:rPr>
-          <w:lang w:val="ru-RU"/>
-        </w:rPr>
-        <w:t xml:space="preserve">Поскольку сравниваемые параметры в области функционирования объекта принимают множество значений, выводы о соответствии их </w:t>
-      </w:r>
-      <w:r>
-        <w:rPr>
-          <w:lang w:val="ru-RU"/>
-        </w:rPr>
-        <w:t>поведения делаются на основе статистической обработки этих множеств с помощью статистических критериев.</w:t>
+        <w:t>функциональных зависимостей на отдельных участках — возрастание, убывание, экстремумы, выпуклость и т.п. Многообразие возможных критериев проверки непротиворечивости требует их выбора в соответствии с целью конкретного исследования.</w:t>
+      </w:r>
+    </w:p>
+    <w:p>
+      <w:pPr>
+        <w:jc w:val="both"/>
+        <w:rPr>
+          <w:lang w:val="ru-RU"/>
+        </w:rPr>
+      </w:pPr>
+      <w:r>
+        <w:rPr>
+          <w:lang w:val="ru-RU"/>
+        </w:rPr>
+        <w:t>Поскольку сравниваемые параметры в области функционирования объекта принимают множество значений, выводы о соответствии их поведения делаются на основе статистической обработки этих множеств с помощью статистических критериев.</w:t>
       </w:r>
     </w:p>
     <w:p>
@@ -5602,53 +3791,35 @@
         <w:rPr>
           <w:lang w:val="ru-RU"/>
         </w:rPr>
-        <w:t>Согласно [2, §4.4], потребительские качества методов численных вычислений сводя</w:t>
-      </w:r>
-      <w:r>
-        <w:rPr>
-          <w:lang w:val="ru-RU"/>
-        </w:rPr>
-        <w:t>тся к двум позициям — близости получаемого решения к истинному и удобству применения. Эти позиции конкретизируются через ряд свойств.</w:t>
-      </w:r>
-    </w:p>
-    <w:p>
-      <w:pPr>
-        <w:jc w:val="both"/>
-        <w:rPr>
-          <w:lang w:val="ru-RU"/>
-        </w:rPr>
-      </w:pPr>
-      <w:r>
-        <w:rPr>
-          <w:lang w:val="ru-RU"/>
-        </w:rPr>
-        <w:t xml:space="preserve">Устойчивость решения — свойство, при котором малое изменение исходных данных не может вызвать больших изменений </w:t>
-      </w:r>
-      <w:r>
-        <w:rPr>
-          <w:lang w:val="ru-RU"/>
-        </w:rPr>
-        <w:t>решения. Применительно к итерационным и рекуррентным методам устойчивость означает, что погрешность, допущенная на ранних шагах, приводит лишь к ограниченному росту погрешности на последующих шагах.</w:t>
-      </w:r>
-    </w:p>
-    <w:p>
-      <w:pPr>
-        <w:jc w:val="both"/>
-        <w:rPr>
-          <w:lang w:val="ru-RU"/>
-        </w:rPr>
-      </w:pPr>
-      <w:r>
-        <w:rPr>
-          <w:lang w:val="ru-RU"/>
-        </w:rPr>
-        <w:t>Аппроксимация — свойство расчётной схемы, состоящее в стр</w:t>
-      </w:r>
-      <w:r>
-        <w:rPr>
-          <w:lang w:val="ru-RU"/>
-        </w:rPr>
-        <w:t xml:space="preserve">емлении к нулю невязки (рассогласования между точным решением и расчётной схемой) при определённом процессе дробления. Если невязка ограничена величиной </w:t>
+        <w:t>Согласно [2, §4.4], потребительские качества методов численных вычислений сводятся к двум позициям — близости получаемого решения к истинному и удобству применения. Эти позиции конкретизируются через ряд свойств.</w:t>
+      </w:r>
+    </w:p>
+    <w:p>
+      <w:pPr>
+        <w:jc w:val="both"/>
+        <w:rPr>
+          <w:lang w:val="ru-RU"/>
+        </w:rPr>
+      </w:pPr>
+      <w:r>
+        <w:rPr>
+          <w:lang w:val="ru-RU"/>
+        </w:rPr>
+        <w:t>Устойчивость решения — свойство, при котором малое изменение исходных данных не может вызвать больших изменений решения. Применительно к итерационным и рекуррентным методам устойчивость означает, что погрешность, допущенная на ранних шагах, приводит лишь к ограниченному росту погрешности на последующих шагах.</w:t>
+      </w:r>
+    </w:p>
+    <w:p>
+      <w:pPr>
+        <w:jc w:val="both"/>
+        <w:rPr>
+          <w:lang w:val="ru-RU"/>
+        </w:rPr>
+      </w:pPr>
+      <w:r>
+        <w:rPr>
+          <w:lang w:val="ru-RU"/>
+        </w:rPr>
+        <w:t xml:space="preserve">Аппроксимация — свойство расчётной схемы, состоящее в стремлении к нулю невязки (рассогласования между точным решением и расчётной схемой) при определённом процессе дробления. Если невязка ограничена величиной </w:t>
       </w:r>
       <w:r>
         <w:t>C</w:t>
@@ -5725,13 +3896,7 @@
         <w:rPr>
           <w:lang w:val="ru-RU"/>
         </w:rPr>
-        <w:t>Сходимость — с</w:t>
-      </w:r>
-      <w:r>
-        <w:rPr>
-          <w:lang w:val="ru-RU"/>
-        </w:rPr>
-        <w:t xml:space="preserve">войство многошагового метода, состоящее в стремлении приближённого решения к точному при неограниченном измельчении шага. Сходимость </w:t>
+        <w:t xml:space="preserve">Сходимость — свойство многошагового метода, состоящее в стремлении приближённого решения к точному при неограниченном измельчении шага. Сходимость </w:t>
       </w:r>
       <w:r>
         <w:t>k</w:t>
@@ -5756,33 +3921,21 @@
         <w:rPr>
           <w:lang w:val="ru-RU"/>
         </w:rPr>
-        <w:t>-го порядка и устойчивости. Метод более высокого поряд</w:t>
-      </w:r>
-      <w:r>
-        <w:rPr>
-          <w:lang w:val="ru-RU"/>
-        </w:rPr>
-        <w:t>ка сходимости при том же шаге даёт более точный результат либо обеспечивает заданную точность при большем шаге, что определяет скорость сходимости — важное потребительское свойство метода.</w:t>
-      </w:r>
-    </w:p>
-    <w:p>
-      <w:pPr>
-        <w:jc w:val="both"/>
-        <w:rPr>
-          <w:lang w:val="ru-RU"/>
-        </w:rPr>
-      </w:pPr>
-      <w:r>
-        <w:rPr>
-          <w:lang w:val="ru-RU"/>
-        </w:rPr>
-        <w:t>Состоятельность результатов вычислительного эксперимента трактуется</w:t>
-      </w:r>
-      <w:r>
-        <w:rPr>
-          <w:lang w:val="ru-RU"/>
-        </w:rPr>
-        <w:t xml:space="preserve"> как обеспечение их безусловного приближения к истине при увеличении объёма информации (трактовка как статистического термина) [2, §2.5].</w:t>
+        <w:t>-го порядка и устойчивости. Метод более высокого порядка сходимости при том же шаге даёт более точный результат либо обеспечивает заданную точность при большем шаге, что определяет скорость сходимости — важное потребительское свойство метода.</w:t>
+      </w:r>
+    </w:p>
+    <w:p>
+      <w:pPr>
+        <w:jc w:val="both"/>
+        <w:rPr>
+          <w:lang w:val="ru-RU"/>
+        </w:rPr>
+      </w:pPr>
+      <w:r>
+        <w:rPr>
+          <w:lang w:val="ru-RU"/>
+        </w:rPr>
+        <w:t>Состоятельность результатов вычислительного эксперимента трактуется как обеспечение их безусловного приближения к истине при увеличении объёма информации (трактовка как статистического термина) [2, §2.5].</w:t>
       </w:r>
     </w:p>
     <w:p>
@@ -5812,73 +3965,49 @@
         <w:rPr>
           <w:lang w:val="ru-RU"/>
         </w:rPr>
-        <w:t>Согласно [2, §4.6], к основным приёмам контроля математических моделей отно</w:t>
-      </w:r>
-      <w:r>
-        <w:rPr>
-          <w:lang w:val="ru-RU"/>
-        </w:rPr>
-        <w:t>сятся следующие.</w:t>
-      </w:r>
-    </w:p>
-    <w:p>
-      <w:pPr>
-        <w:jc w:val="both"/>
-        <w:rPr>
-          <w:lang w:val="ru-RU"/>
-        </w:rPr>
-      </w:pPr>
-      <w:r>
-        <w:rPr>
-          <w:lang w:val="ru-RU"/>
-        </w:rPr>
-        <w:t>Контроль размерностей — соблюдение трёх правил: знаки «+», «−», «&lt;», «&gt;», «≤», «≥», «=» могут связывать только величины одной размерности; аргументами трансцендентных функций должны быть безразмерные величины; во всех расчётных формулах пр</w:t>
-      </w:r>
-      <w:r>
-        <w:rPr>
-          <w:lang w:val="ru-RU"/>
-        </w:rPr>
-        <w:t>именяется одна система единиц измерения.</w:t>
-      </w:r>
-    </w:p>
-    <w:p>
-      <w:pPr>
-        <w:jc w:val="both"/>
-        <w:rPr>
-          <w:lang w:val="ru-RU"/>
-        </w:rPr>
-      </w:pPr>
-      <w:r>
-        <w:rPr>
-          <w:lang w:val="ru-RU"/>
-        </w:rPr>
-        <w:t>Контроль основных законов природы — прежде всего законов сохранения. Если в модели используется только дифференциальное уравнение движения, разностная схема для его интегрирования должна быть согласована с законом с</w:t>
-      </w:r>
-      <w:r>
-        <w:rPr>
-          <w:lang w:val="ru-RU"/>
-        </w:rPr>
-        <w:t>охранения энергии.</w:t>
-      </w:r>
-    </w:p>
-    <w:p>
-      <w:pPr>
-        <w:jc w:val="both"/>
-        <w:rPr>
-          <w:lang w:val="ru-RU"/>
-        </w:rPr>
-      </w:pPr>
-      <w:r>
-        <w:rPr>
-          <w:lang w:val="ru-RU"/>
-        </w:rPr>
-        <w:t>Контроль качественного поведения зависимостей — проверка во всех случаях, когда о промежуточных результатах можно что-либо сказать априори. Особенно важен при использовании в модели зависимостей, полученных статистической обработкой резу</w:t>
-      </w:r>
-      <w:r>
-        <w:rPr>
-          <w:lang w:val="ru-RU"/>
-        </w:rPr>
-        <w:t>льтатов измерений.</w:t>
+        <w:t>Согласно [2, §4.6], к основным приёмам контроля математических моделей относятся следующие.</w:t>
+      </w:r>
+    </w:p>
+    <w:p>
+      <w:pPr>
+        <w:jc w:val="both"/>
+        <w:rPr>
+          <w:lang w:val="ru-RU"/>
+        </w:rPr>
+      </w:pPr>
+      <w:r>
+        <w:rPr>
+          <w:lang w:val="ru-RU"/>
+        </w:rPr>
+        <w:t>Контроль размерностей — соблюдение трёх правил: знаки «+», «−», «&lt;», «&gt;», «≤», «≥», «=» могут связывать только величины одной размерности; аргументами трансцендентных функций должны быть безразмерные величины; во всех расчётных формулах применяется одна система единиц измерения.</w:t>
+      </w:r>
+    </w:p>
+    <w:p>
+      <w:pPr>
+        <w:jc w:val="both"/>
+        <w:rPr>
+          <w:lang w:val="ru-RU"/>
+        </w:rPr>
+      </w:pPr>
+      <w:r>
+        <w:rPr>
+          <w:lang w:val="ru-RU"/>
+        </w:rPr>
+        <w:t>Контроль основных законов природы — прежде всего законов сохранения. Если в модели используется только дифференциальное уравнение движения, разностная схема для его интегрирования должна быть согласована с законом сохранения энергии.</w:t>
+      </w:r>
+    </w:p>
+    <w:p>
+      <w:pPr>
+        <w:jc w:val="both"/>
+        <w:rPr>
+          <w:lang w:val="ru-RU"/>
+        </w:rPr>
+      </w:pPr>
+      <w:r>
+        <w:rPr>
+          <w:lang w:val="ru-RU"/>
+        </w:rPr>
+        <w:t>Контроль качественного поведения зависимостей — проверка во всех случаях, когда о промежуточных результатах можно что-либо сказать априори. Особенно важен при использовании в модели зависимостей, полученных статистической обработкой результатов измерений.</w:t>
       </w:r>
     </w:p>
     <w:p>
@@ -5906,13 +4035,7 @@
         <w:rPr>
           <w:lang w:val="ru-RU"/>
         </w:rPr>
-        <w:t>Проверка на контрольных примерах — проводится для всей модели или её законченн</w:t>
-      </w:r>
-      <w:r>
-        <w:rPr>
-          <w:lang w:val="ru-RU"/>
-        </w:rPr>
-        <w:t>ых частей. Используются три вида примеров:</w:t>
+        <w:t>Проверка на контрольных примерах — проводится для всей модели или её законченных частей. Используются три вида примеров:</w:t>
       </w:r>
     </w:p>
     <w:p>
@@ -5972,13 +4095,7 @@
         <w:rPr>
           <w:lang w:val="ru-RU"/>
         </w:rPr>
-        <w:t>В отличие от задачи идентификации, проверка на контрольных приме</w:t>
-      </w:r>
-      <w:r>
-        <w:rPr>
-          <w:lang w:val="ru-RU"/>
-        </w:rPr>
-        <w:t>рах даёт лишь общий вывод о качественной правильности модели.</w:t>
+        <w:t>В отличие от задачи идентификации, проверка на контрольных примерах даёт лишь общий вывод о качественной правильности модели.</w:t>
       </w:r>
     </w:p>
     <w:p>
@@ -6008,13 +4125,7 @@
         <w:rPr>
           <w:lang w:val="ru-RU"/>
         </w:rPr>
-        <w:t>Критерии научности применительно к диссертации. Сформулированный в диссертации метод автоматизированного синтеза кода удовл</w:t>
-      </w:r>
-      <w:r>
-        <w:rPr>
-          <w:lang w:val="ru-RU"/>
-        </w:rPr>
-        <w:t xml:space="preserve">етворяет критерию </w:t>
+        <w:t xml:space="preserve">Критерии научности применительно к диссертации. Сформулированный в диссертации метод автоматизированного синтеза кода удовлетворяет критерию </w:t>
       </w:r>
       <w:proofErr w:type="spellStart"/>
       <w:r>
@@ -6028,13 +4139,7 @@
         <w:rPr>
           <w:lang w:val="ru-RU"/>
         </w:rPr>
-        <w:t>: для любой схемы автоматизации, входящей в область применимости метода, может быть проведён сравнительный эксперимент с ручной разработкой, потенциально опровергающий гипотезу о снижении трудоёмкости или числа ошибок. К</w:t>
-      </w:r>
-      <w:r>
-        <w:rPr>
-          <w:lang w:val="ru-RU"/>
-        </w:rPr>
-        <w:t>ритерий верифицируемости реализуется через проведение такого эксперимента на репрезентативной выборке схем.</w:t>
+        <w:t>: для любой схемы автоматизации, входящей в область применимости метода, может быть проведён сравнительный эксперимент с ручной разработкой, потенциально опровергающий гипотезу о снижении трудоёмкости или числа ошибок. Критерий верифицируемости реализуется через проведение такого эксперимента на репрезентативной выборке схем.</w:t>
       </w:r>
     </w:p>
     <w:p>
@@ -6063,13 +4168,7 @@
         <w:rPr>
           <w:lang w:val="ru-RU"/>
         </w:rPr>
-        <w:t>— контроль размерностей и типов — коррект</w:t>
-      </w:r>
-      <w:r>
-        <w:rPr>
-          <w:lang w:val="ru-RU"/>
-        </w:rPr>
-        <w:t xml:space="preserve">ность типизации портов сигналов: к порту класса </w:t>
+        <w:t xml:space="preserve">— контроль размерностей и типов — корректность типизации портов сигналов: к порту класса </w:t>
       </w:r>
       <w:proofErr w:type="spellStart"/>
       <w:r>
@@ -6104,13 +4203,7 @@
         <w:rPr>
           <w:lang w:val="ru-RU"/>
         </w:rPr>
-        <w:t>— контроль качественного поведения — корректность распознавания паттернов: для каждого подграфа из библиотеки шаблонов должна порождатьс</w:t>
-      </w:r>
-      <w:r>
-        <w:rPr>
-          <w:lang w:val="ru-RU"/>
-        </w:rPr>
-        <w:t xml:space="preserve">я единственная синтаксически корректная конструкция языка </w:t>
+        <w:t xml:space="preserve">— контроль качественного поведения — корректность распознавания паттернов: для каждого подграфа из библиотеки шаблонов должна порождаться единственная синтаксически корректная конструкция языка </w:t>
       </w:r>
       <w:r>
         <w:t>ST</w:t>
@@ -6177,13 +4270,7 @@
           <w:lang w:val="ru-RU"/>
         </w:rPr>
         <w:lastRenderedPageBreak/>
-        <w:t>— оценка вычислител</w:t>
-      </w:r>
-      <w:r>
-        <w:rPr>
-          <w:lang w:val="ru-RU"/>
-        </w:rPr>
-        <w:t>ьной сложности — асимптотический анализ времени работы алгоритма как функции размера входного графа;</w:t>
+        <w:t>— оценка вычислительной сложности — асимптотический анализ времени работы алгоритма как функции размера входного графа;</w:t>
       </w:r>
     </w:p>
     <w:p>
@@ -6212,13 +4299,7 @@
         <w:rPr>
           <w:lang w:val="ru-RU"/>
         </w:rPr>
-        <w:t>Оценка э</w:t>
-      </w:r>
-      <w:r>
-        <w:rPr>
-          <w:lang w:val="ru-RU"/>
-        </w:rPr>
-        <w:t>кспериментальных результатов: количественные метрики апробации:</w:t>
+        <w:t>Оценка экспериментальных результатов: количественные метрики апробации:</w:t>
       </w:r>
     </w:p>
     <w:p>
@@ -6248,13 +4329,7 @@
         <w:rPr>
           <w:lang w:val="ru-RU"/>
         </w:rPr>
-        <w:t>— доля автоматически синтезированного кода в общем о</w:t>
-      </w:r>
-      <w:r>
-        <w:rPr>
-          <w:lang w:val="ru-RU"/>
-        </w:rPr>
-        <w:t>бъёме программы (%);</w:t>
+        <w:t>— доля автоматически синтезированного кода в общем объёме программы (%);</w:t>
       </w:r>
     </w:p>
     <w:p>
@@ -6299,13 +4374,7 @@
         <w:rPr>
           <w:lang w:val="ru-RU"/>
         </w:rPr>
-        <w:t xml:space="preserve">— время работы </w:t>
-      </w:r>
-      <w:r>
-        <w:rPr>
-          <w:lang w:val="ru-RU"/>
-        </w:rPr>
-        <w:t>прототипа на тестовой выборке как функция числа компонентов схемы.</w:t>
+        <w:t>— время работы прототипа на тестовой выборке как функция числа компонентов схемы.</w:t>
       </w:r>
     </w:p>
     <w:p>
@@ -6334,13 +4403,7 @@
         <w:rPr>
           <w:lang w:val="ru-RU"/>
         </w:rPr>
-        <w:t>1. Формирование репрезентативной выборки тестовых задач — 20–30 типовых схем автоматизации различной сложности: управление асинхронным двигателем, насосная</w:t>
-      </w:r>
-      <w:r>
-        <w:rPr>
-          <w:lang w:val="ru-RU"/>
-        </w:rPr>
-        <w:t xml:space="preserve"> станция с ротацией двух насосов по наработке, узел регулирования температуры, конвейерная линия с датчиками положения, многоканальный контур ПИД-регулирования.</w:t>
+        <w:t>1. Формирование репрезентативной выборки тестовых задач — 20–30 типовых схем автоматизации различной сложности: управление асинхронным двигателем, насосная станция с ротацией двух насосов по наработке, узел регулирования температуры, конвейерная линия с датчиками положения, многоканальный контур ПИД-регулирования.</w:t>
       </w:r>
     </w:p>
     <w:p>
@@ -6379,13 +4442,7 @@
         <w:rPr>
           <w:lang w:val="ru-RU"/>
         </w:rPr>
-        <w:t>3. Для каждой схемы —</w:t>
-      </w:r>
-      <w:r>
-        <w:rPr>
-          <w:lang w:val="ru-RU"/>
-        </w:rPr>
-        <w:t xml:space="preserve"> двухсторонняя реализация программы ПЛК: ручная разработка независимым исполнителем (контрольная группа) и </w:t>
+        <w:t xml:space="preserve">3. Для каждой схемы — двухсторонняя реализация программы ПЛК: ручная разработка независимым исполнителем (контрольная группа) и </w:t>
       </w:r>
       <w:r>
         <w:rPr>
@@ -6450,13 +4507,7 @@
         <w:rPr>
           <w:lang w:val="ru-RU"/>
         </w:rPr>
-        <w:t xml:space="preserve"> при малой выборке либо отсут</w:t>
-      </w:r>
-      <w:r>
-        <w:rPr>
-          <w:lang w:val="ru-RU"/>
-        </w:rPr>
-        <w:t>ствии нормальности).</w:t>
+        <w:t xml:space="preserve"> при малой выборке либо отсутствии нормальности).</w:t>
       </w:r>
     </w:p>
     <w:p>
@@ -6495,13 +4546,7 @@
         <w:rPr>
           <w:lang w:val="ru-RU"/>
         </w:rPr>
-        <w:t>7. Формулировка границ применимости метода по результатам анализа схем, на которых наблюдалось наибольшее число ошибок автоматического с</w:t>
-      </w:r>
-      <w:r>
-        <w:rPr>
-          <w:lang w:val="ru-RU"/>
-        </w:rPr>
-        <w:t>интеза.</w:t>
+        <w:t>7. Формулировка границ применимости метода по результатам анализа схем, на которых наблюдалось наибольшее число ошибок автоматического синтеза.</w:t>
       </w:r>
     </w:p>
     <w:p>
@@ -6545,13 +4590,7 @@
         <w:rPr>
           <w:lang w:val="ru-RU"/>
         </w:rPr>
-        <w:t>— принцип состоятельности результатов (принцип 3) — обеспечивается увеличением объёма тест</w:t>
-      </w:r>
-      <w:r>
-        <w:rPr>
-          <w:lang w:val="ru-RU"/>
-        </w:rPr>
-        <w:t>овой выборки до достижения статистической значимости различий;</w:t>
+        <w:t>— принцип состоятельности результатов (принцип 3) — обеспечивается увеличением объёма тестовой выборки до достижения статистической значимости различий;</w:t>
       </w:r>
     </w:p>
     <w:p>
@@ -6581,13 +4620,7 @@
         <w:rPr>
           <w:lang w:val="ru-RU"/>
         </w:rPr>
-        <w:t>— принцип опережающей строгости</w:t>
-      </w:r>
-      <w:r>
-        <w:rPr>
-          <w:lang w:val="ru-RU"/>
-        </w:rPr>
-        <w:t xml:space="preserve"> (принцип 7) — обоснование возможности расширения метода на смежные классы задач (с использованием иных языков стандарта </w:t>
+        <w:t xml:space="preserve">— принцип опережающей строгости (принцип 7) — обоснование возможности расширения метода на смежные классы задач (с использованием иных языков стандарта </w:t>
       </w:r>
       <w:r>
         <w:t>IEC</w:t>
@@ -6669,13 +4702,7 @@
         <w:rPr>
           <w:lang w:val="ru-RU"/>
         </w:rPr>
-        <w:t>В отчёте систематизированы методы научного исследования, применяемые в выполняемой магистерск</w:t>
-      </w:r>
-      <w:r>
-        <w:rPr>
-          <w:lang w:val="ru-RU"/>
-        </w:rPr>
-        <w:t xml:space="preserve">ой диссертации по теме «Метод автоматизированного синтеза программного кода промышленных контроллеров на основе </w:t>
+        <w:t xml:space="preserve">В отчёте систематизированы методы научного исследования, применяемые в выполняемой магистерской диссертации по теме «Метод автоматизированного синтеза программного кода промышленных контроллеров на основе </w:t>
       </w:r>
       <w:proofErr w:type="spellStart"/>
       <w:r>
@@ -6703,13 +4730,7 @@
         <w:rPr>
           <w:lang w:val="ru-RU"/>
         </w:rPr>
-        <w:t>По первому вопросу задания изложены методы анализа, сохранения и передачи информации цифровыми средствами.</w:t>
-      </w:r>
-      <w:r>
-        <w:rPr>
-          <w:lang w:val="ru-RU"/>
-        </w:rPr>
-        <w:t xml:space="preserve"> Показано, что в магистерской диссертации:</w:t>
+        <w:t>По первому вопросу задания изложены методы анализа, сохранения и передачи информации цифровыми средствами. Показано, что в магистерской диссертации:</w:t>
       </w:r>
     </w:p>
     <w:p>
@@ -6755,13 +4776,7 @@
         <w:rPr>
           <w:lang w:val="ru-RU"/>
         </w:rPr>
-        <w:t>ми</w:t>
-      </w:r>
-      <w:r>
-        <w:rPr>
-          <w:lang w:val="ru-RU"/>
-        </w:rPr>
-        <w:t>кросервиса</w:t>
+        <w:t>микросервиса</w:t>
       </w:r>
       <w:proofErr w:type="spellEnd"/>
       <w:r>
@@ -6876,13 +4891,7 @@
         <w:rPr>
           <w:lang w:val="ru-RU"/>
         </w:rPr>
-        <w:t>По второму вопросу задания излож</w:t>
-      </w:r>
-      <w:r>
-        <w:rPr>
-          <w:lang w:val="ru-RU"/>
-        </w:rPr>
-        <w:t xml:space="preserve">ены классификация математических моделей, алгоритм научных исследований с помощью математического моделирования и основные методы разработки моделей по учебному пособию М.С. </w:t>
+        <w:t xml:space="preserve">По второму вопросу задания изложены классификация математических моделей, алгоритм научных исследований с помощью математического моделирования и основные методы разработки моделей по учебному пособию М.С. </w:t>
       </w:r>
       <w:proofErr w:type="spellStart"/>
       <w:r>
@@ -6896,13 +4905,7 @@
         <w:rPr>
           <w:lang w:val="ru-RU"/>
         </w:rPr>
-        <w:t>. Обоснован выбор математической, символьной, детерминированной, дискретн</w:t>
-      </w:r>
-      <w:r>
-        <w:rPr>
-          <w:lang w:val="ru-RU"/>
-        </w:rPr>
-        <w:t xml:space="preserve">ой модели для исследуемой задачи; ключевыми математическими инструментами являются теория графов и теория формальных языков. Аргументирован отказ от применения теории массового обслуживания, метода Монте-Карло и </w:t>
+        <w:t xml:space="preserve">. Обоснован выбор математической, символьной, детерминированной, дискретной модели для исследуемой задачи; ключевыми математическими инструментами являются теория графов и теория формальных языков. Аргументирован отказ от применения теории массового обслуживания, метода Монте-Карло и </w:t>
       </w:r>
       <w:r>
         <w:t>Π</w:t>
@@ -6911,13 +4914,7 @@
         <w:rPr>
           <w:lang w:val="ru-RU"/>
         </w:rPr>
-        <w:t>-теоремы как нерелевантных постановке задач</w:t>
-      </w:r>
-      <w:r>
-        <w:rPr>
-          <w:lang w:val="ru-RU"/>
-        </w:rPr>
-        <w:t>и.</w:t>
+        <w:t>-теоремы как нерелевантных постановке задачи.</w:t>
       </w:r>
     </w:p>
     <w:p>
@@ -6938,19 +4935,7 @@
           <w:lang w:val="ru-RU"/>
         </w:rPr>
         <w:lastRenderedPageBreak/>
-        <w:t xml:space="preserve">моделей (точность и непротиворечивость), свойства методов вычислений (устойчивость, аппроксимация, сходимость) и приёмы контроля </w:t>
-      </w:r>
-      <w:r>
-        <w:rPr>
-          <w:lang w:val="ru-RU"/>
-        </w:rPr>
-        <w:t>моделей. Сформулирован конкретный план экспериментальной апробации метода: тестовая выборка из 20–30 схем автоматизации, количественные метрики трудоёмкости, числа ошибок и доли автоматически сгенерированного кода, статистическая обработка результатов на у</w:t>
-      </w:r>
-      <w:r>
-        <w:rPr>
-          <w:lang w:val="ru-RU"/>
-        </w:rPr>
-        <w:t xml:space="preserve">ровне значимости </w:t>
+        <w:t xml:space="preserve">моделей (точность и непротиворечивость), свойства методов вычислений (устойчивость, аппроксимация, сходимость) и приёмы контроля моделей. Сформулирован конкретный план экспериментальной апробации метода: тестовая выборка из 20–30 схем автоматизации, количественные метрики трудоёмкости, числа ошибок и доли автоматически сгенерированного кода, статистическая обработка результатов на уровне значимости </w:t>
       </w:r>
       <w:r>
         <w:t>α</w:t>
@@ -6973,13 +4958,7 @@
         <w:rPr>
           <w:lang w:val="ru-RU"/>
         </w:rPr>
-        <w:t xml:space="preserve">Выполнение поставленных в отчёте задач показало, что предлагаемая в магистерской диссертации научная задача удовлетворяет критериям научности, использует адекватный математический аппарат и допускает корректную </w:t>
-      </w:r>
-      <w:r>
-        <w:rPr>
-          <w:lang w:val="ru-RU"/>
-        </w:rPr>
-        <w:t>экспериментальную проверку с количественной оценкой эффективности предложенного метода. Тем самым подтверждается методологическая обоснованность выбранного направления исследования.</w:t>
+        <w:t>Выполнение поставленных в отчёте задач показало, что предлагаемая в магистерской диссертации научная задача удовлетворяет критериям научности, использует адекватный математический аппарат и допускает корректную экспериментальную проверку с количественной оценкой эффективности предложенного метода. Тем самым подтверждается методологическая обоснованность выбранного направления исследования.</w:t>
       </w:r>
     </w:p>
     <w:p>
@@ -7025,13 +5004,7 @@
         <w:rPr>
           <w:lang w:val="ru-RU"/>
         </w:rPr>
-        <w:t>1. Планирование и проведение научных ис</w:t>
-      </w:r>
-      <w:r>
-        <w:rPr>
-          <w:lang w:val="ru-RU"/>
-        </w:rPr>
-        <w:t>следований в области автоматизации и управления технологическими процессами: лекция / Кафедра № 31 ГУАП. — СПб.: ГУАП, 2025. — 5 с. — Текст: непосредственный.</w:t>
+        <w:t>1. Планирование и проведение научных исследований в области автоматизации и управления технологическими процессами: лекция / Кафедра № 31 ГУАП. — СПб.: ГУАП, 2025. — 5 с. — Текст: непосредственный.</w:t>
       </w:r>
     </w:p>
     <w:p>
@@ -7059,13 +5032,7 @@
         <w:rPr>
           <w:lang w:val="ru-RU"/>
         </w:rPr>
-        <w:t>, М. С. Математическое моделирование. Методология и методы разработки математических м</w:t>
-      </w:r>
-      <w:r>
-        <w:rPr>
-          <w:lang w:val="ru-RU"/>
-        </w:rPr>
-        <w:t xml:space="preserve">оделей механических систем и процессов. Часть </w:t>
+        <w:t xml:space="preserve">, М. С. Математическое моделирование. Методология и методы разработки математических моделей механических систем и процессов. Часть </w:t>
       </w:r>
       <w:r>
         <w:t>I</w:t>
@@ -7147,13 +5114,7 @@
         <w:rPr>
           <w:lang w:val="ru-RU"/>
         </w:rPr>
-        <w:t>, М. С. Методология науч</w:t>
-      </w:r>
-      <w:r>
-        <w:rPr>
-          <w:lang w:val="ru-RU"/>
-        </w:rPr>
-        <w:t xml:space="preserve">ных исследований: учебник для магистратуры / М. С. </w:t>
+        <w:t xml:space="preserve">, М. С. Методология научных исследований: учебник для магистратуры / М. С. </w:t>
       </w:r>
       <w:proofErr w:type="spellStart"/>
       <w:r>
@@ -7223,13 +5184,7 @@
         <w:rPr>
           <w:lang w:val="ru-RU"/>
         </w:rPr>
-        <w:t>, 2010. — 280 с</w:t>
-      </w:r>
-      <w:r>
-        <w:rPr>
-          <w:lang w:val="ru-RU"/>
-        </w:rPr>
-        <w:t xml:space="preserve">. — </w:t>
+        <w:t xml:space="preserve">, 2010. — 280 с. — </w:t>
       </w:r>
       <w:r>
         <w:t>ISBN</w:t>
@@ -7324,13 +5279,7 @@
         <w:rPr>
           <w:lang w:val="ru-RU"/>
         </w:rPr>
-        <w:t>. — М.: Институт мировых циви</w:t>
-      </w:r>
-      <w:r>
-        <w:rPr>
-          <w:lang w:val="ru-RU"/>
-        </w:rPr>
-        <w:t xml:space="preserve">лизаций, 2017. — 312 с. — </w:t>
+        <w:t xml:space="preserve">. — М.: Институт мировых цивилизаций, 2017. — 312 с. — </w:t>
       </w:r>
       <w:r>
         <w:t>ISBN</w:t>
@@ -7411,13 +5360,7 @@
         <w:rPr>
           <w:lang w:val="ru-RU"/>
         </w:rPr>
-        <w:t>6. ГОСТ 7.0.5–2008. Система стандартов по информации, библиотечному и издательскому делу. Библиографическая с</w:t>
-      </w:r>
-      <w:r>
-        <w:rPr>
-          <w:lang w:val="ru-RU"/>
-        </w:rPr>
-        <w:t xml:space="preserve">сылка. Общие требования и правила составления. — М.: </w:t>
+        <w:t xml:space="preserve">6. ГОСТ 7.0.5–2008. Система стандартов по информации, библиотечному и издательскому делу. Библиографическая ссылка. Общие требования и правила составления. — М.: </w:t>
       </w:r>
       <w:proofErr w:type="spellStart"/>
       <w:r>
@@ -7452,13 +5395,7 @@
           <w:lang w:val="ru-RU"/>
         </w:rPr>
         <w:lastRenderedPageBreak/>
-        <w:t xml:space="preserve">Библиографическое описание. Общие </w:t>
-      </w:r>
-      <w:r>
-        <w:rPr>
-          <w:lang w:val="ru-RU"/>
-        </w:rPr>
-        <w:t xml:space="preserve">требования и правила составления. — М.: </w:t>
+        <w:t xml:space="preserve">Библиографическое описание. Общие требования и правила составления. — М.: </w:t>
       </w:r>
       <w:proofErr w:type="spellStart"/>
       <w:r>
@@ -7488,21 +5425,15 @@
         <w:jc w:val="both"/>
       </w:pPr>
       <w:r>
-        <w:t xml:space="preserve">9. Drath, R. </w:t>
-      </w:r>
-      <w:r>
-        <w:t>AutomationML: The industrial standard for engineering data exchange / R. Drath // IEEE International Conference on Emerging Technologies and Factory Automation (ETFA). — 2021. — P. 1–8. — Text: direct.</w:t>
-      </w:r>
-    </w:p>
-    <w:p>
-      <w:pPr>
-        <w:jc w:val="both"/>
-      </w:pPr>
-      <w:r>
-        <w:t>10. Vyatkin, V. Software Engineering in Industrial Aut</w:t>
-      </w:r>
-      <w:r>
-        <w:t>omation: State-of-the-Art Review / V. Vyatkin // IEEE Transactions on Industrial Informatics. — 2013. — Vol. 9, no. 3. — P. 1234–1249. — Text: direct.</w:t>
+        <w:t>9. Drath, R. AutomationML: The industrial standard for engineering data exchange / R. Drath // IEEE International Conference on Emerging Technologies and Factory Automation (ETFA). — 2021. — P. 1–8. — Text: direct.</w:t>
+      </w:r>
+    </w:p>
+    <w:p>
+      <w:pPr>
+        <w:jc w:val="both"/>
+      </w:pPr>
+      <w:r>
+        <w:t>10. Vyatkin, V. Software Engineering in Industrial Automation: State-of-the-Art Review / V. Vyatkin // IEEE Transactions on Industrial Informatics. — 2013. — Vol. 9, no. 3. — P. 1234–1249. — Text: direct.</w:t>
       </w:r>
     </w:p>
     <w:sectPr>
@@ -8108,11 +6039,6 @@
     <w:lsdException w:name="Book Title" w:uiPriority="33" w:qFormat="1"/>
     <w:lsdException w:name="Bibliography" w:semiHidden="1" w:uiPriority="37" w:unhideWhenUsed="1"/>
     <w:lsdException w:name="TOC Heading" w:semiHidden="1" w:uiPriority="39" w:unhideWhenUsed="1" w:qFormat="1"/>
-    <w:lsdException w:name="Plain Table 5" w:semiHidden="1" w:unhideWhenUsed="1"/>
-    <w:lsdException w:name="Grid Table Light" w:semiHidden="1" w:unhideWhenUsed="1"/>
-    <w:lsdException w:name="Grid Table 1 Light" w:semiHidden="1" w:unhideWhenUsed="1"/>
-    <w:lsdException w:name="Grid Table 2" w:semiHidden="1" w:unhideWhenUsed="1"/>
-    <w:lsdException w:name="Grid Table 3" w:semiHidden="1" w:unhideWhenUsed="1"/>
     <w:lsdException w:name="Grid Table 4" w:uiPriority="49"/>
     <w:lsdException w:name="Grid Table 5 Dark" w:uiPriority="50"/>
     <w:lsdException w:name="Grid Table 6 Colorful" w:uiPriority="51"/>
